--- a/pr-preview/pr-150/variance-covariance-tracked-changes.docx
+++ b/pr-preview/pr-150/variance-covariance-tracked-changes.docx
@@ -16,7 +16,7 @@
       </w:pPr>
       <w:del w:id="1" w:author="PR Preview" w:date="2026-01-01T00:00:00Z">
         <w:r>
-          <w:delText xml:space="preserve">Last modified: 2026-10-14 17:51:58 (PDT)</w:delText>
+          <w:delText xml:space="preserve">Last modified: 2026-10-15 02:44:50 (PDT)</w:delText>
         </w:r>
       </w:del>
     </w:p>
@@ -26,7 +26,7 @@
       </w:pPr>
       <w:ins w:id="2" w:author="PR Preview" w:date="2026-01-01T00:00:00Z">
         <w:r>
-          <w:t xml:space="preserve">Last modified: 2026-10-14 18:00:27 (PDT)</w:t>
+          <w:t xml:space="preserve">Last modified: 2026-10-15 02:46:22 (PDT)</w:t>
         </w:r>
       </w:ins>
     </w:p>
@@ -382,7 +382,7 @@
         </m:oMathParaPr>
         <m:oMath>
           <m:r>
-            <m:t>e</m:t>
+            <m:t>δ</m:t>
           </m:r>
           <m:r>
             <m:rPr>
@@ -484,7 +484,7 @@
         </m:oMathParaPr>
         <m:oMath>
           <m:r>
-            <m:t>e</m:t>
+            <m:t>δ</m:t>
           </m:r>
           <m:r>
             <m:rPr>
@@ -621,7 +621,7 @@
       </w:r>
       <m:oMath>
         <m:r>
-          <m:t>e</m:t>
+          <m:t>δ</m:t>
         </m:r>
         <m:r>
           <m:rPr>
@@ -851,7 +851,7 @@
       </w:r>
       <m:oMath>
         <m:r>
-          <m:t>e</m:t>
+          <m:t>δ</m:t>
         </m:r>
         <m:r>
           <m:rPr>
@@ -1133,7 +1133,7 @@
           <m:eqArr>
             <m:e>
               <m:r>
-                <m:t>e</m:t>
+                <m:t>δ</m:t>
               </m:r>
               <m:r>
                 <m:rPr>
@@ -1239,7 +1239,7 @@
           <m:eqArr>
             <m:e>
               <m:r>
-                <m:t>e</m:t>
+                <m:t>δ</m:t>
               </m:r>
               <m:r>
                 <m:rPr>
@@ -2928,7 +2928,7 @@
                 <m:t>[</m:t>
               </m:r>
               <m:r>
-                <m:t>e</m:t>
+                <m:t>δ</m:t>
               </m:r>
               <m:r>
                 <m:rPr>
@@ -3125,7 +3125,7 @@
       </w:r>
       <m:oMath>
         <m:r>
-          <m:t>e</m:t>
+          <m:t>δ</m:t>
         </m:r>
         <m:r>
           <m:rPr>
@@ -3258,7 +3258,7 @@
                 <m:t>[</m:t>
               </m:r>
               <m:r>
-                <m:t>e</m:t>
+                <m:t>δ</m:t>
               </m:r>
               <m:r>
                 <m:rPr>
@@ -3421,7 +3421,7 @@
       </w:r>
       <m:oMath>
         <m:r>
-          <m:t>e</m:t>
+          <m:t>δ</m:t>
         </m:r>
         <m:r>
           <m:rPr>
@@ -3559,11 +3559,11 @@
             </m:rPr>
             <m:t>−</m:t>
           </m:r>
-          <m:r>
-            <m:t>​</m:t>
-          </m:r>
           <m:sSup>
             <m:e>
+              <m:r>
+                <m:t>​</m:t>
+              </m:r>
               <m:d>
                 <m:dPr>
                   <m:begChr m:val="("/>
@@ -3599,6 +3599,9 @@
                   </m:r>
                 </m:e>
               </m:d>
+              <m:r>
+                <m:t>​</m:t>
+              </m:r>
             </m:e>
             <m:sup>
               <m:r>
@@ -3606,9 +3609,6 @@
               </m:r>
             </m:sup>
           </m:sSup>
-          <m:r>
-            <m:t>​</m:t>
-          </m:r>
         </m:oMath>
       </m:oMathPara>
     </w:p>
@@ -3769,7 +3769,7 @@
                     <m:t>[</m:t>
                   </m:r>
                   <m:r>
-                    <m:t>e</m:t>
+                    <m:t>δ</m:t>
                   </m:r>
                   <m:r>
                     <m:rPr>
@@ -4003,11 +4003,11 @@
                     </m:rPr>
                     <m:t>+</m:t>
                   </m:r>
-                  <m:r>
-                    <m:t>​</m:t>
-                  </m:r>
                   <m:sSup>
                     <m:e>
+                      <m:r>
+                        <m:t>​</m:t>
+                      </m:r>
                       <m:d>
                         <m:dPr>
                           <m:begChr m:val="("/>
@@ -4043,6 +4043,9 @@
                           </m:r>
                         </m:e>
                       </m:d>
+                      <m:r>
+                        <m:t>​</m:t>
+                      </m:r>
                     </m:e>
                     <m:sup>
                       <m:r>
@@ -4050,9 +4053,6 @@
                       </m:r>
                     </m:sup>
                   </m:sSup>
-                  <m:r>
-                    <m:t>​</m:t>
-                  </m:r>
                 </m:e>
               </m:d>
               <m:r>
@@ -4181,11 +4181,11 @@
                 </m:rPr>
                 <m:t>+</m:t>
               </m:r>
-              <m:r>
-                <m:t>​</m:t>
-              </m:r>
               <m:sSup>
                 <m:e>
+                  <m:r>
+                    <m:t>​</m:t>
+                  </m:r>
                   <m:d>
                     <m:dPr>
                       <m:begChr m:val="("/>
@@ -4221,6 +4221,9 @@
                       </m:r>
                     </m:e>
                   </m:d>
+                  <m:r>
+                    <m:t>​</m:t>
+                  </m:r>
                 </m:e>
                 <m:sup>
                   <m:r>
@@ -4228,9 +4231,6 @@
                   </m:r>
                 </m:sup>
               </m:sSup>
-              <m:r>
-                <m:t>​</m:t>
-              </m:r>
               <m:r>
                 <m:t>&amp;</m:t>
               </m:r>
@@ -4327,11 +4327,11 @@
                 </m:rPr>
                 <m:t>−</m:t>
               </m:r>
-              <m:r>
-                <m:t>​</m:t>
-              </m:r>
               <m:sSup>
                 <m:e>
+                  <m:r>
+                    <m:t>​</m:t>
+                  </m:r>
                   <m:d>
                     <m:dPr>
                       <m:begChr m:val="("/>
@@ -4367,6 +4367,9 @@
                       </m:r>
                     </m:e>
                   </m:d>
+                  <m:r>
+                    <m:t>​</m:t>
+                  </m:r>
                 </m:e>
                 <m:sup>
                   <m:r>
@@ -4374,9 +4377,6 @@
                   </m:r>
                 </m:sup>
               </m:sSup>
-              <m:r>
-                <m:t>​</m:t>
-              </m:r>
               <m:r>
                 <m:t>&amp;</m:t>
               </m:r>
@@ -4656,11 +4656,11 @@
                 </m:rPr>
                 <m:t>−</m:t>
               </m:r>
-              <m:r>
-                <m:t>​</m:t>
-              </m:r>
               <m:sSup>
                 <m:e>
+                  <m:r>
+                    <m:t>​</m:t>
+                  </m:r>
                   <m:d>
                     <m:dPr>
                       <m:begChr m:val="("/>
@@ -4696,6 +4696,9 @@
                       </m:r>
                     </m:e>
                   </m:d>
+                  <m:r>
+                    <m:t>​</m:t>
+                  </m:r>
                 </m:e>
                 <m:sup>
                   <m:r>
@@ -4703,9 +4706,6 @@
                   </m:r>
                 </m:sup>
               </m:sSup>
-              <m:r>
-                <m:t>​</m:t>
-              </m:r>
               <m:r>
                 <m:t>&amp;</m:t>
               </m:r>
@@ -8651,11 +8651,11 @@
                   <m:grow/>
                 </m:dPr>
                 <m:e>
-                  <m:r>
-                    <m:t>​</m:t>
-                  </m:r>
                   <m:sSup>
                     <m:e>
+                      <m:r>
+                        <m:t>​</m:t>
+                      </m:r>
                       <m:d>
                         <m:dPr>
                           <m:begChr m:val="("/>
@@ -8693,6 +8693,9 @@
                           </m:r>
                         </m:e>
                       </m:d>
+                      <m:r>
+                        <m:t>​</m:t>
+                      </m:r>
                     </m:e>
                     <m:sup>
                       <m:r>
@@ -8700,9 +8703,6 @@
                       </m:r>
                     </m:sup>
                   </m:sSup>
-                  <m:r>
-                    <m:t>​</m:t>
-                  </m:r>
                 </m:e>
               </m:d>
               <m:r>
@@ -8731,11 +8731,11 @@
                   <m:grow/>
                 </m:dPr>
                 <m:e>
-                  <m:r>
-                    <m:t>​</m:t>
-                  </m:r>
                   <m:sSup>
                     <m:e>
+                      <m:r>
+                        <m:t>​</m:t>
+                      </m:r>
                       <m:d>
                         <m:dPr>
                           <m:begChr m:val="("/>
@@ -8773,6 +8773,9 @@
                           </m:r>
                         </m:e>
                       </m:d>
+                      <m:r>
+                        <m:t>​</m:t>
+                      </m:r>
                     </m:e>
                     <m:sup>
                       <m:r>
@@ -8780,9 +8783,6 @@
                       </m:r>
                     </m:sup>
                   </m:sSup>
-                  <m:r>
-                    <m:t>​</m:t>
-                  </m:r>
                 </m:e>
               </m:d>
               <m:r>
@@ -9112,11 +9112,11 @@
                   <m:grow/>
                 </m:dPr>
                 <m:e>
-                  <m:r>
-                    <m:t>​</m:t>
-                  </m:r>
                   <m:sSup>
                     <m:e>
+                      <m:r>
+                        <m:t>​</m:t>
+                      </m:r>
                       <m:d>
                         <m:dPr>
                           <m:begChr m:val="("/>
@@ -9154,6 +9154,9 @@
                           </m:r>
                         </m:e>
                       </m:d>
+                      <m:r>
+                        <m:t>​</m:t>
+                      </m:r>
                     </m:e>
                     <m:sup>
                       <m:r>
@@ -9161,9 +9164,6 @@
                       </m:r>
                     </m:sup>
                   </m:sSup>
-                  <m:r>
-                    <m:t>​</m:t>
-                  </m:r>
                 </m:e>
               </m:d>
               <m:r>
@@ -9212,11 +9212,11 @@
                       <m:grow/>
                     </m:dPr>
                     <m:e>
-                      <m:r>
-                        <m:t>​</m:t>
-                      </m:r>
                       <m:sSup>
                         <m:e>
+                          <m:r>
+                            <m:t>​</m:t>
+                          </m:r>
                           <m:d>
                             <m:dPr>
                               <m:begChr m:val="("/>
@@ -9254,6 +9254,9 @@
                               </m:r>
                             </m:e>
                           </m:d>
+                          <m:r>
+                            <m:t>​</m:t>
+                          </m:r>
                         </m:e>
                         <m:sup>
                           <m:r>
@@ -9261,9 +9264,6 @@
                           </m:r>
                         </m:sup>
                       </m:sSup>
-                      <m:r>
-                        <m:t>​</m:t>
-                      </m:r>
                       <m:r>
                         <m:rPr>
                           <m:sty m:val="p"/>
@@ -9566,11 +9566,11 @@
                   <m:grow/>
                 </m:dPr>
                 <m:e>
-                  <m:r>
-                    <m:t>​</m:t>
-                  </m:r>
                   <m:sSup>
                     <m:e>
+                      <m:r>
+                        <m:t>​</m:t>
+                      </m:r>
                       <m:d>
                         <m:dPr>
                           <m:begChr m:val="("/>
@@ -9608,6 +9608,9 @@
                           </m:r>
                         </m:e>
                       </m:d>
+                      <m:r>
+                        <m:t>​</m:t>
+                      </m:r>
                     </m:e>
                     <m:sup>
                       <m:r>
@@ -9615,9 +9618,6 @@
                       </m:r>
                     </m:sup>
                   </m:sSup>
-                  <m:r>
-                    <m:t>​</m:t>
-                  </m:r>
                 </m:e>
               </m:d>
               <m:r>
@@ -9649,11 +9649,11 @@
                   <m:grow/>
                 </m:dPr>
                 <m:e>
-                  <m:r>
-                    <m:t>​</m:t>
-                  </m:r>
                   <m:sSup>
                     <m:e>
+                      <m:r>
+                        <m:t>​</m:t>
+                      </m:r>
                       <m:d>
                         <m:dPr>
                           <m:begChr m:val="("/>
@@ -9728,6 +9728,9 @@
                           </m:r>
                         </m:e>
                       </m:d>
+                      <m:r>
+                        <m:t>​</m:t>
+                      </m:r>
                     </m:e>
                     <m:sup>
                       <m:r>
@@ -9735,9 +9738,6 @@
                       </m:r>
                     </m:sup>
                   </m:sSup>
-                  <m:r>
-                    <m:t>​</m:t>
-                  </m:r>
                 </m:e>
               </m:d>
               <m:r>
@@ -12754,11 +12754,11 @@
               </m:r>
             </m:lim>
           </m:limUpp>
-          <m:r>
-            <m:t>​</m:t>
-          </m:r>
           <m:sSup>
             <m:e>
+              <m:r>
+                <m:t>​</m:t>
+              </m:r>
               <m:d>
                 <m:dPr>
                   <m:begChr m:val="("/>
@@ -12794,6 +12794,9 @@
                   </m:r>
                 </m:e>
               </m:d>
+              <m:r>
+                <m:t>​</m:t>
+              </m:r>
             </m:e>
             <m:sup>
               <m:r>
@@ -12807,9 +12810,6 @@
               </m:r>
             </m:sup>
           </m:sSup>
-          <m:r>
-            <m:t>​</m:t>
-          </m:r>
         </m:oMath>
       </m:oMathPara>
     </w:p>
@@ -13325,14 +13325,2702 @@
     </w:p>
     <w:bookmarkEnd w:id="50"/>
     <w:bookmarkEnd w:id="51"/>
-    <w:bookmarkStart w:id="55" w:name="sec-bias-variance-prediction"/>
+    <w:bookmarkStart w:id="58" w:name="sec-best-constant-prediction"/>
+    <w:p>
+      <w:pPr>
+        <w:pStyle w:val="Heading2"/>
+      </w:pPr>
+      <w:r>
+        <w:t xml:space="preserve">3 The best constant prediction</w:t>
+      </w:r>
+    </w:p>
+    <w:bookmarkStart w:id="53" w:name="thm-constant-prediction-decompose"/>
+    <w:p>
+      <w:pPr>
+        <w:pStyle w:val="FirstParagraph"/>
+      </w:pPr>
+      <w:r>
+        <w:rPr>
+          <w:b/>
+          <w:bCs/>
+        </w:rPr>
+        <w:t xml:space="preserve">Theorem 5 (Expected squared error of a constant prediction)</w:t>
+      </w:r>
+      <w:r>
+        <w:t xml:space="preserve"> </w:t>
+      </w:r>
+      <w:r>
+        <w:t xml:space="preserve">Let</w:t>
+      </w:r>
+      <w:r>
+        <w:t xml:space="preserve"> </w:t>
+      </w:r>
+      <m:oMath>
+        <m:r>
+          <m:t>Y</m:t>
+        </m:r>
+      </m:oMath>
+      <w:r>
+        <w:t xml:space="preserve"> </w:t>
+      </w:r>
+      <w:r>
+        <w:t xml:space="preserve">be a random variable with mean</w:t>
+      </w:r>
+      <w:r>
+        <w:t xml:space="preserve"> </w:t>
+      </w:r>
+      <m:oMath>
+        <m:r>
+          <m:t>μ</m:t>
+        </m:r>
+      </m:oMath>
+      <w:r>
+        <w:t xml:space="preserve"> </w:t>
+      </w:r>
+      <w:r>
+        <w:t xml:space="preserve">and finite variance.</w:t>
+      </w:r>
+      <w:r>
+        <w:t xml:space="preserve"> </w:t>
+      </w:r>
+      <w:r>
+        <w:t xml:space="preserve">Then for every number</w:t>
+      </w:r>
+      <w:r>
+        <w:t xml:space="preserve"> </w:t>
+      </w:r>
+      <m:oMath>
+        <m:r>
+          <m:t>c</m:t>
+        </m:r>
+      </m:oMath>
+      <w:r>
+        <w:t xml:space="preserve">,</w:t>
+      </w:r>
+    </w:p>
+    <w:p>
+      <w:pPr>
+        <w:pStyle w:val="BodyText"/>
+      </w:pPr>
+      <w:bookmarkStart w:id="52" w:name="eq-constant-prediction-decompose"/>
+      <m:oMathPara>
+        <m:oMathParaPr>
+          <m:jc m:val="center"/>
+        </m:oMathParaPr>
+        <m:oMath>
+          <m:r>
+            <m:rPr>
+              <m:sty m:val="p"/>
+            </m:rPr>
+            <m:t>E</m:t>
+          </m:r>
+          <m:r>
+            <m:t>​</m:t>
+          </m:r>
+          <m:d>
+            <m:dPr>
+              <m:begChr m:val="["/>
+              <m:sepChr m:val=""/>
+              <m:endChr m:val="]"/>
+              <m:grow/>
+            </m:dPr>
+            <m:e>
+              <m:sSup>
+                <m:e>
+                  <m:r>
+                    <m:t>​</m:t>
+                  </m:r>
+                  <m:d>
+                    <m:dPr>
+                      <m:begChr m:val="("/>
+                      <m:sepChr m:val=""/>
+                      <m:endChr m:val=")"/>
+                      <m:grow/>
+                    </m:dPr>
+                    <m:e>
+                      <m:r>
+                        <m:t>Y</m:t>
+                      </m:r>
+                      <m:r>
+                        <m:rPr>
+                          <m:sty m:val="p"/>
+                        </m:rPr>
+                        <m:t>−</m:t>
+                      </m:r>
+                      <m:r>
+                        <m:t>c</m:t>
+                      </m:r>
+                    </m:e>
+                  </m:d>
+                  <m:r>
+                    <m:t>​</m:t>
+                  </m:r>
+                </m:e>
+                <m:sup>
+                  <m:r>
+                    <m:t>2</m:t>
+                  </m:r>
+                </m:sup>
+              </m:sSup>
+            </m:e>
+          </m:d>
+          <m:r>
+            <m:t>​</m:t>
+          </m:r>
+          <m:r>
+            <m:rPr>
+              <m:sty m:val="p"/>
+            </m:rPr>
+            <m:t>=</m:t>
+          </m:r>
+          <m:r>
+            <m:rPr>
+              <m:sty m:val="p"/>
+            </m:rPr>
+            <m:t>Var</m:t>
+          </m:r>
+          <m:r>
+            <m:t>​</m:t>
+          </m:r>
+          <m:d>
+            <m:dPr>
+              <m:begChr m:val="("/>
+              <m:sepChr m:val=""/>
+              <m:endChr m:val=")"/>
+              <m:grow/>
+            </m:dPr>
+            <m:e>
+              <m:r>
+                <m:t>Y</m:t>
+              </m:r>
+            </m:e>
+          </m:d>
+          <m:r>
+            <m:t>​</m:t>
+          </m:r>
+          <m:r>
+            <m:rPr>
+              <m:sty m:val="p"/>
+            </m:rPr>
+            <m:t>+</m:t>
+          </m:r>
+          <m:sSup>
+            <m:e>
+              <m:r>
+                <m:t>​</m:t>
+              </m:r>
+              <m:d>
+                <m:dPr>
+                  <m:begChr m:val="("/>
+                  <m:sepChr m:val=""/>
+                  <m:endChr m:val=")"/>
+                  <m:grow/>
+                </m:dPr>
+                <m:e>
+                  <m:r>
+                    <m:t>μ</m:t>
+                  </m:r>
+                  <m:r>
+                    <m:rPr>
+                      <m:sty m:val="p"/>
+                    </m:rPr>
+                    <m:t>−</m:t>
+                  </m:r>
+                  <m:r>
+                    <m:t>c</m:t>
+                  </m:r>
+                </m:e>
+              </m:d>
+              <m:r>
+                <m:t>​</m:t>
+              </m:r>
+            </m:e>
+            <m:sup>
+              <m:r>
+                <m:t>2</m:t>
+              </m:r>
+            </m:sup>
+          </m:sSup>
+          <m:r>
+            <m:rPr>
+              <m:sty m:val="p"/>
+            </m:rPr>
+            <m:t>.</m:t>
+          </m:r>
+          <m:r>
+            <m:t>  </m:t>
+          </m:r>
+          <m:r>
+            <m:rPr>
+              <m:sty m:val="p"/>
+            </m:rPr>
+            <m:t>(</m:t>
+          </m:r>
+          <m:r>
+            <m:t>2</m:t>
+          </m:r>
+          <m:r>
+            <m:rPr>
+              <m:sty m:val="p"/>
+            </m:rPr>
+            <m:t>)</m:t>
+          </m:r>
+        </m:oMath>
+      </m:oMathPara>
+      <w:bookmarkEnd w:id="52"/>
+    </w:p>
+    <w:bookmarkEnd w:id="53"/>
+    <w:p>
+      <w:pPr>
+        <w:pStyle w:val="FirstParagraph"/>
+      </w:pPr>
+      <w:r>
+        <w:rPr>
+          <w:i/>
+          <w:iCs/>
+        </w:rPr>
+        <w:t xml:space="preserve">Proof</w:t>
+      </w:r>
+      <w:r>
+        <w:t xml:space="preserve">. </w:t>
+      </w:r>
+      <w:r>
+        <w:t xml:space="preserve">Add and subtract</w:t>
+      </w:r>
+      <w:r>
+        <w:t xml:space="preserve"> </w:t>
+      </w:r>
+      <m:oMath>
+        <m:r>
+          <m:t>μ</m:t>
+        </m:r>
+      </m:oMath>
+      <w:r>
+        <w:t xml:space="preserve"> </w:t>
+      </w:r>
+      <w:r>
+        <w:t xml:space="preserve">inside the square,</w:t>
+      </w:r>
+      <w:r>
+        <w:t xml:space="preserve"> </w:t>
+      </w:r>
+      <w:r>
+        <w:t xml:space="preserve">expand it,</w:t>
+      </w:r>
+      <w:r>
+        <w:t xml:space="preserve"> </w:t>
+      </w:r>
+      <w:r>
+        <w:t xml:space="preserve">and take the expectation term by term:</w:t>
+      </w:r>
+    </w:p>
+    <w:p>
+      <w:pPr>
+        <w:pStyle w:val="BodyText"/>
+      </w:pPr>
+      <m:oMathPara>
+        <m:oMathParaPr>
+          <m:jc m:val="center"/>
+        </m:oMathParaPr>
+        <m:oMath>
+          <m:eqArr>
+            <m:e>
+              <m:r>
+                <m:rPr>
+                  <m:sty m:val="p"/>
+                </m:rPr>
+                <m:t>E</m:t>
+              </m:r>
+              <m:r>
+                <m:t>​</m:t>
+              </m:r>
+              <m:d>
+                <m:dPr>
+                  <m:begChr m:val="["/>
+                  <m:sepChr m:val=""/>
+                  <m:endChr m:val="]"/>
+                  <m:grow/>
+                </m:dPr>
+                <m:e>
+                  <m:sSup>
+                    <m:e>
+                      <m:r>
+                        <m:t>​</m:t>
+                      </m:r>
+                      <m:d>
+                        <m:dPr>
+                          <m:begChr m:val="("/>
+                          <m:sepChr m:val=""/>
+                          <m:endChr m:val=")"/>
+                          <m:grow/>
+                        </m:dPr>
+                        <m:e>
+                          <m:r>
+                            <m:t>Y</m:t>
+                          </m:r>
+                          <m:r>
+                            <m:rPr>
+                              <m:sty m:val="p"/>
+                            </m:rPr>
+                            <m:t>−</m:t>
+                          </m:r>
+                          <m:r>
+                            <m:t>c</m:t>
+                          </m:r>
+                        </m:e>
+                      </m:d>
+                      <m:r>
+                        <m:t>​</m:t>
+                      </m:r>
+                    </m:e>
+                    <m:sup>
+                      <m:r>
+                        <m:t>2</m:t>
+                      </m:r>
+                    </m:sup>
+                  </m:sSup>
+                </m:e>
+              </m:d>
+              <m:r>
+                <m:t>​</m:t>
+              </m:r>
+              <m:r>
+                <m:t>&amp;</m:t>
+              </m:r>
+              <m:r>
+                <m:rPr>
+                  <m:sty m:val="p"/>
+                </m:rPr>
+                <m:t>=</m:t>
+              </m:r>
+              <m:r>
+                <m:rPr>
+                  <m:sty m:val="p"/>
+                </m:rPr>
+                <m:t>E</m:t>
+              </m:r>
+              <m:r>
+                <m:t>​</m:t>
+              </m:r>
+              <m:d>
+                <m:dPr>
+                  <m:begChr m:val="["/>
+                  <m:sepChr m:val=""/>
+                  <m:endChr m:val="]"/>
+                  <m:grow/>
+                </m:dPr>
+                <m:e>
+                  <m:sSup>
+                    <m:e>
+                      <m:r>
+                        <m:t>​</m:t>
+                      </m:r>
+                      <m:d>
+                        <m:dPr>
+                          <m:begChr m:val="("/>
+                          <m:sepChr m:val=""/>
+                          <m:endChr m:val=")"/>
+                          <m:grow/>
+                        </m:dPr>
+                        <m:e>
+                          <m:r>
+                            <m:rPr>
+                              <m:sty m:val="p"/>
+                            </m:rPr>
+                            <m:t>(</m:t>
+                          </m:r>
+                          <m:r>
+                            <m:t>Y</m:t>
+                          </m:r>
+                          <m:r>
+                            <m:rPr>
+                              <m:sty m:val="p"/>
+                            </m:rPr>
+                            <m:t>−</m:t>
+                          </m:r>
+                          <m:r>
+                            <m:t>μ</m:t>
+                          </m:r>
+                          <m:r>
+                            <m:rPr>
+                              <m:sty m:val="p"/>
+                            </m:rPr>
+                            <m:t>)</m:t>
+                          </m:r>
+                          <m:r>
+                            <m:rPr>
+                              <m:sty m:val="p"/>
+                            </m:rPr>
+                            <m:t>+</m:t>
+                          </m:r>
+                          <m:r>
+                            <m:rPr>
+                              <m:sty m:val="p"/>
+                            </m:rPr>
+                            <m:t>(</m:t>
+                          </m:r>
+                          <m:r>
+                            <m:t>μ</m:t>
+                          </m:r>
+                          <m:r>
+                            <m:rPr>
+                              <m:sty m:val="p"/>
+                            </m:rPr>
+                            <m:t>−</m:t>
+                          </m:r>
+                          <m:r>
+                            <m:t>c</m:t>
+                          </m:r>
+                          <m:r>
+                            <m:rPr>
+                              <m:sty m:val="p"/>
+                            </m:rPr>
+                            <m:t>)</m:t>
+                          </m:r>
+                        </m:e>
+                      </m:d>
+                      <m:r>
+                        <m:t>​</m:t>
+                      </m:r>
+                    </m:e>
+                    <m:sup>
+                      <m:r>
+                        <m:t>2</m:t>
+                      </m:r>
+                    </m:sup>
+                  </m:sSup>
+                </m:e>
+              </m:d>
+              <m:r>
+                <m:t>​</m:t>
+              </m:r>
+              <m:r>
+                <m:t>&amp;</m:t>
+              </m:r>
+              <m:r>
+                <m:t>&amp;</m:t>
+              </m:r>
+              <m:r>
+                <m:rPr>
+                  <m:nor/>
+                  <m:sty m:val="p"/>
+                </m:rPr>
+                <m:t>(add and subtract </m:t>
+              </m:r>
+              <m:r>
+                <m:t>μ</m:t>
+              </m:r>
+              <m:r>
+                <m:rPr>
+                  <m:nor/>
+                  <m:sty m:val="p"/>
+                </m:rPr>
+                <m:t>)</m:t>
+              </m:r>
+            </m:e>
+            <m:e>
+              <m:r>
+                <m:t>&amp;</m:t>
+              </m:r>
+              <m:r>
+                <m:rPr>
+                  <m:sty m:val="p"/>
+                </m:rPr>
+                <m:t>=</m:t>
+              </m:r>
+              <m:r>
+                <m:rPr>
+                  <m:sty m:val="p"/>
+                </m:rPr>
+                <m:t>E</m:t>
+              </m:r>
+              <m:r>
+                <m:t>​</m:t>
+              </m:r>
+              <m:d>
+                <m:dPr>
+                  <m:begChr m:val="["/>
+                  <m:sepChr m:val=""/>
+                  <m:endChr m:val="]"/>
+                  <m:grow/>
+                </m:dPr>
+                <m:e>
+                  <m:sSup>
+                    <m:e>
+                      <m:r>
+                        <m:t>​</m:t>
+                      </m:r>
+                      <m:d>
+                        <m:dPr>
+                          <m:begChr m:val="("/>
+                          <m:sepChr m:val=""/>
+                          <m:endChr m:val=")"/>
+                          <m:grow/>
+                        </m:dPr>
+                        <m:e>
+                          <m:r>
+                            <m:t>Y</m:t>
+                          </m:r>
+                          <m:r>
+                            <m:rPr>
+                              <m:sty m:val="p"/>
+                            </m:rPr>
+                            <m:t>−</m:t>
+                          </m:r>
+                          <m:r>
+                            <m:t>μ</m:t>
+                          </m:r>
+                        </m:e>
+                      </m:d>
+                      <m:r>
+                        <m:t>​</m:t>
+                      </m:r>
+                    </m:e>
+                    <m:sup>
+                      <m:r>
+                        <m:t>2</m:t>
+                      </m:r>
+                    </m:sup>
+                  </m:sSup>
+                  <m:r>
+                    <m:rPr>
+                      <m:sty m:val="p"/>
+                    </m:rPr>
+                    <m:t>+</m:t>
+                  </m:r>
+                  <m:r>
+                    <m:t>2</m:t>
+                  </m:r>
+                  <m:r>
+                    <m:rPr>
+                      <m:sty m:val="p"/>
+                    </m:rPr>
+                    <m:t>(</m:t>
+                  </m:r>
+                  <m:r>
+                    <m:t>μ</m:t>
+                  </m:r>
+                  <m:r>
+                    <m:rPr>
+                      <m:sty m:val="p"/>
+                    </m:rPr>
+                    <m:t>−</m:t>
+                  </m:r>
+                  <m:r>
+                    <m:t>c</m:t>
+                  </m:r>
+                  <m:r>
+                    <m:rPr>
+                      <m:sty m:val="p"/>
+                    </m:rPr>
+                    <m:t>)</m:t>
+                  </m:r>
+                  <m:r>
+                    <m:rPr>
+                      <m:sty m:val="p"/>
+                    </m:rPr>
+                    <m:t>(</m:t>
+                  </m:r>
+                  <m:r>
+                    <m:t>Y</m:t>
+                  </m:r>
+                  <m:r>
+                    <m:rPr>
+                      <m:sty m:val="p"/>
+                    </m:rPr>
+                    <m:t>−</m:t>
+                  </m:r>
+                  <m:r>
+                    <m:t>μ</m:t>
+                  </m:r>
+                  <m:r>
+                    <m:rPr>
+                      <m:sty m:val="p"/>
+                    </m:rPr>
+                    <m:t>)</m:t>
+                  </m:r>
+                  <m:r>
+                    <m:rPr>
+                      <m:sty m:val="p"/>
+                    </m:rPr>
+                    <m:t>+</m:t>
+                  </m:r>
+                  <m:sSup>
+                    <m:e>
+                      <m:r>
+                        <m:t>​</m:t>
+                      </m:r>
+                      <m:d>
+                        <m:dPr>
+                          <m:begChr m:val="("/>
+                          <m:sepChr m:val=""/>
+                          <m:endChr m:val=")"/>
+                          <m:grow/>
+                        </m:dPr>
+                        <m:e>
+                          <m:r>
+                            <m:t>μ</m:t>
+                          </m:r>
+                          <m:r>
+                            <m:rPr>
+                              <m:sty m:val="p"/>
+                            </m:rPr>
+                            <m:t>−</m:t>
+                          </m:r>
+                          <m:r>
+                            <m:t>c</m:t>
+                          </m:r>
+                        </m:e>
+                      </m:d>
+                      <m:r>
+                        <m:t>​</m:t>
+                      </m:r>
+                    </m:e>
+                    <m:sup>
+                      <m:r>
+                        <m:t>2</m:t>
+                      </m:r>
+                    </m:sup>
+                  </m:sSup>
+                </m:e>
+              </m:d>
+              <m:r>
+                <m:t>​</m:t>
+              </m:r>
+              <m:r>
+                <m:t>&amp;</m:t>
+              </m:r>
+              <m:r>
+                <m:t>&amp;</m:t>
+              </m:r>
+              <m:r>
+                <m:rPr>
+                  <m:nor/>
+                  <m:sty m:val="p"/>
+                </m:rPr>
+                <m:t>(expand the square of a sum)</m:t>
+              </m:r>
+            </m:e>
+            <m:e>
+              <m:r>
+                <m:t>&amp;</m:t>
+              </m:r>
+              <m:r>
+                <m:rPr>
+                  <m:sty m:val="p"/>
+                </m:rPr>
+                <m:t>=</m:t>
+              </m:r>
+              <m:r>
+                <m:rPr>
+                  <m:sty m:val="p"/>
+                </m:rPr>
+                <m:t>E</m:t>
+              </m:r>
+              <m:r>
+                <m:t>​</m:t>
+              </m:r>
+              <m:d>
+                <m:dPr>
+                  <m:begChr m:val="["/>
+                  <m:sepChr m:val=""/>
+                  <m:endChr m:val="]"/>
+                  <m:grow/>
+                </m:dPr>
+                <m:e>
+                  <m:sSup>
+                    <m:e>
+                      <m:r>
+                        <m:t>​</m:t>
+                      </m:r>
+                      <m:d>
+                        <m:dPr>
+                          <m:begChr m:val="("/>
+                          <m:sepChr m:val=""/>
+                          <m:endChr m:val=")"/>
+                          <m:grow/>
+                        </m:dPr>
+                        <m:e>
+                          <m:r>
+                            <m:t>Y</m:t>
+                          </m:r>
+                          <m:r>
+                            <m:rPr>
+                              <m:sty m:val="p"/>
+                            </m:rPr>
+                            <m:t>−</m:t>
+                          </m:r>
+                          <m:r>
+                            <m:t>μ</m:t>
+                          </m:r>
+                        </m:e>
+                      </m:d>
+                      <m:r>
+                        <m:t>​</m:t>
+                      </m:r>
+                    </m:e>
+                    <m:sup>
+                      <m:r>
+                        <m:t>2</m:t>
+                      </m:r>
+                    </m:sup>
+                  </m:sSup>
+                </m:e>
+              </m:d>
+              <m:r>
+                <m:t>​</m:t>
+              </m:r>
+              <m:r>
+                <m:rPr>
+                  <m:sty m:val="p"/>
+                </m:rPr>
+                <m:t>+</m:t>
+              </m:r>
+              <m:r>
+                <m:t>2</m:t>
+              </m:r>
+              <m:r>
+                <m:rPr>
+                  <m:sty m:val="p"/>
+                </m:rPr>
+                <m:t>(</m:t>
+              </m:r>
+              <m:r>
+                <m:t>μ</m:t>
+              </m:r>
+              <m:r>
+                <m:rPr>
+                  <m:sty m:val="p"/>
+                </m:rPr>
+                <m:t>−</m:t>
+              </m:r>
+              <m:r>
+                <m:t>c</m:t>
+              </m:r>
+              <m:r>
+                <m:rPr>
+                  <m:sty m:val="p"/>
+                </m:rPr>
+                <m:t>)</m:t>
+              </m:r>
+              <m:r>
+                <m:rPr>
+                  <m:sty m:val="p"/>
+                </m:rPr>
+                <m:t>E</m:t>
+              </m:r>
+              <m:r>
+                <m:t>​</m:t>
+              </m:r>
+              <m:d>
+                <m:dPr>
+                  <m:begChr m:val="["/>
+                  <m:sepChr m:val=""/>
+                  <m:endChr m:val="]"/>
+                  <m:grow/>
+                </m:dPr>
+                <m:e>
+                  <m:r>
+                    <m:t>Y</m:t>
+                  </m:r>
+                  <m:r>
+                    <m:rPr>
+                      <m:sty m:val="p"/>
+                    </m:rPr>
+                    <m:t>−</m:t>
+                  </m:r>
+                  <m:r>
+                    <m:t>μ</m:t>
+                  </m:r>
+                </m:e>
+              </m:d>
+              <m:r>
+                <m:t>​</m:t>
+              </m:r>
+              <m:r>
+                <m:rPr>
+                  <m:sty m:val="p"/>
+                </m:rPr>
+                <m:t>+</m:t>
+              </m:r>
+              <m:sSup>
+                <m:e>
+                  <m:r>
+                    <m:t>​</m:t>
+                  </m:r>
+                  <m:d>
+                    <m:dPr>
+                      <m:begChr m:val="("/>
+                      <m:sepChr m:val=""/>
+                      <m:endChr m:val=")"/>
+                      <m:grow/>
+                    </m:dPr>
+                    <m:e>
+                      <m:r>
+                        <m:t>μ</m:t>
+                      </m:r>
+                      <m:r>
+                        <m:rPr>
+                          <m:sty m:val="p"/>
+                        </m:rPr>
+                        <m:t>−</m:t>
+                      </m:r>
+                      <m:r>
+                        <m:t>c</m:t>
+                      </m:r>
+                    </m:e>
+                  </m:d>
+                  <m:r>
+                    <m:t>​</m:t>
+                  </m:r>
+                </m:e>
+                <m:sup>
+                  <m:r>
+                    <m:t>2</m:t>
+                  </m:r>
+                </m:sup>
+              </m:sSup>
+              <m:r>
+                <m:t>&amp;</m:t>
+              </m:r>
+              <m:r>
+                <m:t>&amp;</m:t>
+              </m:r>
+              <m:r>
+                <m:rPr>
+                  <m:nor/>
+                  <m:sty m:val="p"/>
+                </m:rPr>
+                <m:t>(linearity of expectation; </m:t>
+              </m:r>
+              <m:r>
+                <m:t>μ</m:t>
+              </m:r>
+              <m:r>
+                <m:rPr>
+                  <m:nor/>
+                  <m:sty m:val="p"/>
+                </m:rPr>
+                <m:t> and </m:t>
+              </m:r>
+              <m:r>
+                <m:t>c</m:t>
+              </m:r>
+              <m:r>
+                <m:rPr>
+                  <m:nor/>
+                  <m:sty m:val="p"/>
+                </m:rPr>
+                <m:t> are constants)</m:t>
+              </m:r>
+            </m:e>
+            <m:e>
+              <m:r>
+                <m:t>&amp;</m:t>
+              </m:r>
+              <m:r>
+                <m:rPr>
+                  <m:sty m:val="p"/>
+                </m:rPr>
+                <m:t>=</m:t>
+              </m:r>
+              <m:r>
+                <m:rPr>
+                  <m:sty m:val="p"/>
+                </m:rPr>
+                <m:t>Var</m:t>
+              </m:r>
+              <m:r>
+                <m:t>​</m:t>
+              </m:r>
+              <m:d>
+                <m:dPr>
+                  <m:begChr m:val="("/>
+                  <m:sepChr m:val=""/>
+                  <m:endChr m:val=")"/>
+                  <m:grow/>
+                </m:dPr>
+                <m:e>
+                  <m:r>
+                    <m:t>Y</m:t>
+                  </m:r>
+                </m:e>
+              </m:d>
+              <m:r>
+                <m:t>​</m:t>
+              </m:r>
+              <m:r>
+                <m:rPr>
+                  <m:sty m:val="p"/>
+                </m:rPr>
+                <m:t>+</m:t>
+              </m:r>
+              <m:r>
+                <m:t>2</m:t>
+              </m:r>
+              <m:r>
+                <m:rPr>
+                  <m:sty m:val="p"/>
+                </m:rPr>
+                <m:t>(</m:t>
+              </m:r>
+              <m:r>
+                <m:t>μ</m:t>
+              </m:r>
+              <m:r>
+                <m:rPr>
+                  <m:sty m:val="p"/>
+                </m:rPr>
+                <m:t>−</m:t>
+              </m:r>
+              <m:r>
+                <m:t>c</m:t>
+              </m:r>
+              <m:r>
+                <m:rPr>
+                  <m:sty m:val="p"/>
+                </m:rPr>
+                <m:t>)</m:t>
+              </m:r>
+              <m:r>
+                <m:rPr>
+                  <m:sty m:val="p"/>
+                </m:rPr>
+                <m:t>E</m:t>
+              </m:r>
+              <m:r>
+                <m:t>​</m:t>
+              </m:r>
+              <m:d>
+                <m:dPr>
+                  <m:begChr m:val="["/>
+                  <m:sepChr m:val=""/>
+                  <m:endChr m:val="]"/>
+                  <m:grow/>
+                </m:dPr>
+                <m:e>
+                  <m:r>
+                    <m:t>Y</m:t>
+                  </m:r>
+                  <m:r>
+                    <m:rPr>
+                      <m:sty m:val="p"/>
+                    </m:rPr>
+                    <m:t>−</m:t>
+                  </m:r>
+                  <m:r>
+                    <m:t>μ</m:t>
+                  </m:r>
+                </m:e>
+              </m:d>
+              <m:r>
+                <m:t>​</m:t>
+              </m:r>
+              <m:r>
+                <m:rPr>
+                  <m:sty m:val="p"/>
+                </m:rPr>
+                <m:t>+</m:t>
+              </m:r>
+              <m:sSup>
+                <m:e>
+                  <m:r>
+                    <m:t>​</m:t>
+                  </m:r>
+                  <m:d>
+                    <m:dPr>
+                      <m:begChr m:val="("/>
+                      <m:sepChr m:val=""/>
+                      <m:endChr m:val=")"/>
+                      <m:grow/>
+                    </m:dPr>
+                    <m:e>
+                      <m:r>
+                        <m:t>μ</m:t>
+                      </m:r>
+                      <m:r>
+                        <m:rPr>
+                          <m:sty m:val="p"/>
+                        </m:rPr>
+                        <m:t>−</m:t>
+                      </m:r>
+                      <m:r>
+                        <m:t>c</m:t>
+                      </m:r>
+                    </m:e>
+                  </m:d>
+                  <m:r>
+                    <m:t>​</m:t>
+                  </m:r>
+                </m:e>
+                <m:sup>
+                  <m:r>
+                    <m:t>2</m:t>
+                  </m:r>
+                </m:sup>
+              </m:sSup>
+              <m:r>
+                <m:t>&amp;</m:t>
+              </m:r>
+              <m:r>
+                <m:t>&amp;</m:t>
+              </m:r>
+              <m:r>
+                <m:rPr>
+                  <m:nor/>
+                  <m:sty m:val="p"/>
+                </m:rPr>
+                <m:t>(variance as expected squared deviation)</m:t>
+              </m:r>
+            </m:e>
+            <m:e>
+              <m:r>
+                <m:t>&amp;</m:t>
+              </m:r>
+              <m:r>
+                <m:rPr>
+                  <m:sty m:val="p"/>
+                </m:rPr>
+                <m:t>=</m:t>
+              </m:r>
+              <m:r>
+                <m:rPr>
+                  <m:sty m:val="p"/>
+                </m:rPr>
+                <m:t>Var</m:t>
+              </m:r>
+              <m:r>
+                <m:t>​</m:t>
+              </m:r>
+              <m:d>
+                <m:dPr>
+                  <m:begChr m:val="("/>
+                  <m:sepChr m:val=""/>
+                  <m:endChr m:val=")"/>
+                  <m:grow/>
+                </m:dPr>
+                <m:e>
+                  <m:r>
+                    <m:t>Y</m:t>
+                  </m:r>
+                </m:e>
+              </m:d>
+              <m:r>
+                <m:t>​</m:t>
+              </m:r>
+              <m:r>
+                <m:rPr>
+                  <m:sty m:val="p"/>
+                </m:rPr>
+                <m:t>+</m:t>
+              </m:r>
+              <m:r>
+                <m:t>2</m:t>
+              </m:r>
+              <m:r>
+                <m:rPr>
+                  <m:sty m:val="p"/>
+                </m:rPr>
+                <m:t>(</m:t>
+              </m:r>
+              <m:r>
+                <m:t>μ</m:t>
+              </m:r>
+              <m:r>
+                <m:rPr>
+                  <m:sty m:val="p"/>
+                </m:rPr>
+                <m:t>−</m:t>
+              </m:r>
+              <m:r>
+                <m:t>c</m:t>
+              </m:r>
+              <m:r>
+                <m:rPr>
+                  <m:sty m:val="p"/>
+                </m:rPr>
+                <m:t>)</m:t>
+              </m:r>
+              <m:r>
+                <m:rPr>
+                  <m:sty m:val="p"/>
+                </m:rPr>
+                <m:t>⋅</m:t>
+              </m:r>
+              <m:r>
+                <m:t>0</m:t>
+              </m:r>
+              <m:r>
+                <m:rPr>
+                  <m:sty m:val="p"/>
+                </m:rPr>
+                <m:t>+</m:t>
+              </m:r>
+              <m:sSup>
+                <m:e>
+                  <m:r>
+                    <m:t>​</m:t>
+                  </m:r>
+                  <m:d>
+                    <m:dPr>
+                      <m:begChr m:val="("/>
+                      <m:sepChr m:val=""/>
+                      <m:endChr m:val=")"/>
+                      <m:grow/>
+                    </m:dPr>
+                    <m:e>
+                      <m:r>
+                        <m:t>μ</m:t>
+                      </m:r>
+                      <m:r>
+                        <m:rPr>
+                          <m:sty m:val="p"/>
+                        </m:rPr>
+                        <m:t>−</m:t>
+                      </m:r>
+                      <m:r>
+                        <m:t>c</m:t>
+                      </m:r>
+                    </m:e>
+                  </m:d>
+                  <m:r>
+                    <m:t>​</m:t>
+                  </m:r>
+                </m:e>
+                <m:sup>
+                  <m:r>
+                    <m:t>2</m:t>
+                  </m:r>
+                </m:sup>
+              </m:sSup>
+              <m:r>
+                <m:t>&amp;</m:t>
+              </m:r>
+              <m:r>
+                <m:t>&amp;</m:t>
+              </m:r>
+              <m:r>
+                <m:rPr>
+                  <m:nor/>
+                  <m:sty m:val="p"/>
+                </m:rPr>
+                <m:t>(</m:t>
+              </m:r>
+              <m:r>
+                <m:rPr>
+                  <m:sty m:val="p"/>
+                </m:rPr>
+                <m:t>E</m:t>
+              </m:r>
+              <m:r>
+                <m:t>​</m:t>
+              </m:r>
+              <m:d>
+                <m:dPr>
+                  <m:begChr m:val="["/>
+                  <m:sepChr m:val=""/>
+                  <m:endChr m:val="]"/>
+                  <m:grow/>
+                </m:dPr>
+                <m:e>
+                  <m:r>
+                    <m:t>Y</m:t>
+                  </m:r>
+                  <m:r>
+                    <m:rPr>
+                      <m:sty m:val="p"/>
+                    </m:rPr>
+                    <m:t>−</m:t>
+                  </m:r>
+                  <m:r>
+                    <m:t>μ</m:t>
+                  </m:r>
+                </m:e>
+              </m:d>
+              <m:r>
+                <m:t>​</m:t>
+              </m:r>
+              <m:r>
+                <m:rPr>
+                  <m:sty m:val="p"/>
+                </m:rPr>
+                <m:t>=</m:t>
+              </m:r>
+              <m:r>
+                <m:rPr>
+                  <m:sty m:val="p"/>
+                </m:rPr>
+                <m:t>E</m:t>
+              </m:r>
+              <m:r>
+                <m:t>​</m:t>
+              </m:r>
+              <m:d>
+                <m:dPr>
+                  <m:begChr m:val="["/>
+                  <m:sepChr m:val=""/>
+                  <m:endChr m:val="]"/>
+                  <m:grow/>
+                </m:dPr>
+                <m:e>
+                  <m:r>
+                    <m:t>Y</m:t>
+                  </m:r>
+                </m:e>
+              </m:d>
+              <m:r>
+                <m:t>​</m:t>
+              </m:r>
+              <m:r>
+                <m:rPr>
+                  <m:sty m:val="p"/>
+                </m:rPr>
+                <m:t>−</m:t>
+              </m:r>
+              <m:r>
+                <m:t>μ</m:t>
+              </m:r>
+              <m:r>
+                <m:rPr>
+                  <m:sty m:val="p"/>
+                </m:rPr>
+                <m:t>=</m:t>
+              </m:r>
+              <m:r>
+                <m:t>0</m:t>
+              </m:r>
+              <m:r>
+                <m:rPr>
+                  <m:nor/>
+                  <m:sty m:val="p"/>
+                </m:rPr>
+                <m:t>)</m:t>
+              </m:r>
+            </m:e>
+            <m:e>
+              <m:r>
+                <m:t>&amp;</m:t>
+              </m:r>
+              <m:r>
+                <m:rPr>
+                  <m:sty m:val="p"/>
+                </m:rPr>
+                <m:t>=</m:t>
+              </m:r>
+              <m:r>
+                <m:rPr>
+                  <m:sty m:val="p"/>
+                </m:rPr>
+                <m:t>Var</m:t>
+              </m:r>
+              <m:r>
+                <m:t>​</m:t>
+              </m:r>
+              <m:d>
+                <m:dPr>
+                  <m:begChr m:val="("/>
+                  <m:sepChr m:val=""/>
+                  <m:endChr m:val=")"/>
+                  <m:grow/>
+                </m:dPr>
+                <m:e>
+                  <m:r>
+                    <m:t>Y</m:t>
+                  </m:r>
+                </m:e>
+              </m:d>
+              <m:r>
+                <m:t>​</m:t>
+              </m:r>
+              <m:r>
+                <m:rPr>
+                  <m:sty m:val="p"/>
+                </m:rPr>
+                <m:t>+</m:t>
+              </m:r>
+              <m:sSup>
+                <m:e>
+                  <m:r>
+                    <m:t>​</m:t>
+                  </m:r>
+                  <m:d>
+                    <m:dPr>
+                      <m:begChr m:val="("/>
+                      <m:sepChr m:val=""/>
+                      <m:endChr m:val=")"/>
+                      <m:grow/>
+                    </m:dPr>
+                    <m:e>
+                      <m:r>
+                        <m:t>μ</m:t>
+                      </m:r>
+                      <m:r>
+                        <m:rPr>
+                          <m:sty m:val="p"/>
+                        </m:rPr>
+                        <m:t>−</m:t>
+                      </m:r>
+                      <m:r>
+                        <m:t>c</m:t>
+                      </m:r>
+                    </m:e>
+                  </m:d>
+                  <m:r>
+                    <m:t>​</m:t>
+                  </m:r>
+                </m:e>
+                <m:sup>
+                  <m:r>
+                    <m:t>2</m:t>
+                  </m:r>
+                </m:sup>
+              </m:sSup>
+              <m:r>
+                <m:t>&amp;</m:t>
+              </m:r>
+              <m:r>
+                <m:t>&amp;</m:t>
+              </m:r>
+              <m:r>
+                <m:rPr>
+                  <m:nor/>
+                  <m:sty m:val="p"/>
+                </m:rPr>
+                <m:t>(zero times a number)</m:t>
+              </m:r>
+            </m:e>
+          </m:eqArr>
+        </m:oMath>
+      </m:oMathPara>
+    </w:p>
+    <w:bookmarkStart w:id="55" w:name="cor-best-constant"/>
+    <w:p>
+      <w:pPr>
+        <w:pStyle w:val="FirstParagraph"/>
+      </w:pPr>
+      <w:r>
+        <w:rPr>
+          <w:b/>
+          <w:bCs/>
+        </w:rPr>
+        <w:t xml:space="preserve">Corollary 1 (The mean is the best constant prediction under squared error)</w:t>
+      </w:r>
+      <w:r>
+        <w:t xml:space="preserve"> </w:t>
+      </w:r>
+      <w:r>
+        <w:t xml:space="preserve">Under the assumptions of</w:t>
+      </w:r>
+      <w:r>
+        <w:t xml:space="preserve"> </w:t>
+      </w:r>
+      <w:hyperlink w:anchor="thm-constant-prediction-decompose">
+        <w:r>
+          <w:rPr>
+            <w:rStyle w:val="Hyperlink"/>
+          </w:rPr>
+          <w:t xml:space="preserve">Theorem 5</w:t>
+        </w:r>
+      </w:hyperlink>
+      <w:r>
+        <w:t xml:space="preserve">,</w:t>
+      </w:r>
+    </w:p>
+    <w:p>
+      <w:pPr>
+        <w:pStyle w:val="BodyText"/>
+      </w:pPr>
+      <m:oMathPara>
+        <m:oMathParaPr>
+          <m:jc m:val="center"/>
+        </m:oMathParaPr>
+        <m:oMath>
+          <m:r>
+            <m:rPr>
+              <m:sty m:val="p"/>
+            </m:rPr>
+            <m:t>arg</m:t>
+          </m:r>
+          <m:limLow>
+            <m:e>
+              <m:r>
+                <m:rPr>
+                  <m:sty m:val="p"/>
+                </m:rPr>
+                <m:t>min</m:t>
+              </m:r>
+            </m:e>
+            <m:lim>
+              <m:r>
+                <m:t>c</m:t>
+              </m:r>
+              <m:r>
+                <m:rPr>
+                  <m:sty m:val="p"/>
+                </m:rPr>
+                <m:t>∈</m:t>
+              </m:r>
+              <m:r>
+                <m:rPr>
+                  <m:scr m:val="double-struck"/>
+                  <m:sty m:val="p"/>
+                </m:rPr>
+                <m:t>R</m:t>
+              </m:r>
+            </m:lim>
+          </m:limLow>
+          <m:r>
+            <m:rPr>
+              <m:sty m:val="p"/>
+            </m:rPr>
+            <m:t>E</m:t>
+          </m:r>
+          <m:r>
+            <m:t>​</m:t>
+          </m:r>
+          <m:d>
+            <m:dPr>
+              <m:begChr m:val="["/>
+              <m:sepChr m:val=""/>
+              <m:endChr m:val="]"/>
+              <m:grow/>
+            </m:dPr>
+            <m:e>
+              <m:sSup>
+                <m:e>
+                  <m:r>
+                    <m:t>​</m:t>
+                  </m:r>
+                  <m:d>
+                    <m:dPr>
+                      <m:begChr m:val="("/>
+                      <m:sepChr m:val=""/>
+                      <m:endChr m:val=")"/>
+                      <m:grow/>
+                    </m:dPr>
+                    <m:e>
+                      <m:r>
+                        <m:t>Y</m:t>
+                      </m:r>
+                      <m:r>
+                        <m:rPr>
+                          <m:sty m:val="p"/>
+                        </m:rPr>
+                        <m:t>−</m:t>
+                      </m:r>
+                      <m:r>
+                        <m:t>c</m:t>
+                      </m:r>
+                    </m:e>
+                  </m:d>
+                  <m:r>
+                    <m:t>​</m:t>
+                  </m:r>
+                </m:e>
+                <m:sup>
+                  <m:r>
+                    <m:t>2</m:t>
+                  </m:r>
+                </m:sup>
+              </m:sSup>
+            </m:e>
+          </m:d>
+          <m:r>
+            <m:t>​</m:t>
+          </m:r>
+          <m:r>
+            <m:rPr>
+              <m:sty m:val="p"/>
+            </m:rPr>
+            <m:t>=</m:t>
+          </m:r>
+          <m:r>
+            <m:t>​</m:t>
+          </m:r>
+          <m:d>
+            <m:dPr>
+              <m:begChr m:val="{"/>
+              <m:sepChr m:val=""/>
+              <m:endChr m:val="}"/>
+              <m:grow/>
+            </m:dPr>
+            <m:e>
+              <m:r>
+                <m:t>μ</m:t>
+              </m:r>
+            </m:e>
+          </m:d>
+          <m:r>
+            <m:t>​</m:t>
+          </m:r>
+          <m:r>
+            <m:t> </m:t>
+          </m:r>
+          <m:r>
+            <m:rPr>
+              <m:nor/>
+              <m:sty m:val="p"/>
+            </m:rPr>
+            <m:t>and</m:t>
+          </m:r>
+          <m:r>
+            <m:t> </m:t>
+          </m:r>
+          <m:limLow>
+            <m:e>
+              <m:r>
+                <m:rPr>
+                  <m:sty m:val="p"/>
+                </m:rPr>
+                <m:t>min</m:t>
+              </m:r>
+            </m:e>
+            <m:lim>
+              <m:r>
+                <m:t>c</m:t>
+              </m:r>
+              <m:r>
+                <m:rPr>
+                  <m:sty m:val="p"/>
+                </m:rPr>
+                <m:t>∈</m:t>
+              </m:r>
+              <m:r>
+                <m:rPr>
+                  <m:scr m:val="double-struck"/>
+                  <m:sty m:val="p"/>
+                </m:rPr>
+                <m:t>R</m:t>
+              </m:r>
+            </m:lim>
+          </m:limLow>
+          <m:r>
+            <m:rPr>
+              <m:sty m:val="p"/>
+            </m:rPr>
+            <m:t>E</m:t>
+          </m:r>
+          <m:r>
+            <m:t>​</m:t>
+          </m:r>
+          <m:d>
+            <m:dPr>
+              <m:begChr m:val="["/>
+              <m:sepChr m:val=""/>
+              <m:endChr m:val="]"/>
+              <m:grow/>
+            </m:dPr>
+            <m:e>
+              <m:sSup>
+                <m:e>
+                  <m:r>
+                    <m:t>​</m:t>
+                  </m:r>
+                  <m:d>
+                    <m:dPr>
+                      <m:begChr m:val="("/>
+                      <m:sepChr m:val=""/>
+                      <m:endChr m:val=")"/>
+                      <m:grow/>
+                    </m:dPr>
+                    <m:e>
+                      <m:r>
+                        <m:t>Y</m:t>
+                      </m:r>
+                      <m:r>
+                        <m:rPr>
+                          <m:sty m:val="p"/>
+                        </m:rPr>
+                        <m:t>−</m:t>
+                      </m:r>
+                      <m:r>
+                        <m:t>c</m:t>
+                      </m:r>
+                    </m:e>
+                  </m:d>
+                  <m:r>
+                    <m:t>​</m:t>
+                  </m:r>
+                </m:e>
+                <m:sup>
+                  <m:r>
+                    <m:t>2</m:t>
+                  </m:r>
+                </m:sup>
+              </m:sSup>
+            </m:e>
+          </m:d>
+          <m:r>
+            <m:t>​</m:t>
+          </m:r>
+          <m:r>
+            <m:rPr>
+              <m:sty m:val="p"/>
+            </m:rPr>
+            <m:t>=</m:t>
+          </m:r>
+          <m:r>
+            <m:rPr>
+              <m:sty m:val="p"/>
+            </m:rPr>
+            <m:t>Var</m:t>
+          </m:r>
+          <m:r>
+            <m:t>​</m:t>
+          </m:r>
+          <m:d>
+            <m:dPr>
+              <m:begChr m:val="("/>
+              <m:sepChr m:val=""/>
+              <m:endChr m:val=")"/>
+              <m:grow/>
+            </m:dPr>
+            <m:e>
+              <m:r>
+                <m:t>Y</m:t>
+              </m:r>
+            </m:e>
+          </m:d>
+          <m:r>
+            <m:t>​</m:t>
+          </m:r>
+          <m:r>
+            <m:rPr>
+              <m:sty m:val="p"/>
+            </m:rPr>
+            <m:t>,</m:t>
+          </m:r>
+        </m:oMath>
+      </m:oMathPara>
+    </w:p>
+    <w:p>
+      <w:pPr>
+        <w:pStyle w:val="FirstParagraph"/>
+      </w:pPr>
+      <w:r>
+        <w:t xml:space="preserve">where</w:t>
+      </w:r>
+      <w:r>
+        <w:t xml:space="preserve"> </w:t>
+      </w:r>
+      <m:oMath>
+        <m:r>
+          <m:rPr>
+            <m:sty m:val="p"/>
+          </m:rPr>
+          <m:t>arg</m:t>
+        </m:r>
+        <m:r>
+          <m:rPr>
+            <m:sty m:val="p"/>
+          </m:rPr>
+          <m:t>min</m:t>
+        </m:r>
+      </m:oMath>
+      <w:r>
+        <w:t xml:space="preserve"> </w:t>
+      </w:r>
+      <w:r>
+        <w:t xml:space="preserve">is the</w:t>
+      </w:r>
+      <w:r>
+        <w:t xml:space="preserve"> </w:t>
+      </w:r>
+      <w:hyperlink r:id="rId54">
+        <w:r>
+          <w:rPr>
+            <w:rStyle w:val="Hyperlink"/>
+          </w:rPr>
+          <w:t xml:space="preserve">set of minimizers</w:t>
+        </w:r>
+      </w:hyperlink>
+      <w:r>
+        <w:t xml:space="preserve">.</w:t>
+      </w:r>
+    </w:p>
+    <w:bookmarkEnd w:id="55"/>
+    <w:p>
+      <w:pPr>
+        <w:pStyle w:val="BodyText"/>
+      </w:pPr>
+      <w:r>
+        <w:rPr>
+          <w:i/>
+          <w:iCs/>
+        </w:rPr>
+        <w:t xml:space="preserve">Proof</w:t>
+      </w:r>
+      <w:r>
+        <w:t xml:space="preserve">. </w:t>
+      </w:r>
+      <w:r>
+        <w:t xml:space="preserve">In</w:t>
+      </w:r>
+      <w:r>
+        <w:t xml:space="preserve"> </w:t>
+      </w:r>
+      <w:hyperlink w:anchor="eq-constant-prediction-decompose">
+        <w:r>
+          <w:rPr>
+            <w:rStyle w:val="Hyperlink"/>
+          </w:rPr>
+          <w:t xml:space="preserve">Equation 2</w:t>
+        </w:r>
+      </w:hyperlink>
+      <w:r>
+        <w:t xml:space="preserve"> </w:t>
+      </w:r>
+      <w:r>
+        <w:t xml:space="preserve">the first term,</w:t>
+      </w:r>
+      <w:r>
+        <w:t xml:space="preserve"> </w:t>
+      </w:r>
+      <m:oMath>
+        <m:r>
+          <m:rPr>
+            <m:sty m:val="p"/>
+          </m:rPr>
+          <m:t>Var</m:t>
+        </m:r>
+        <m:r>
+          <m:t>​</m:t>
+        </m:r>
+        <m:d>
+          <m:dPr>
+            <m:begChr m:val="("/>
+            <m:sepChr m:val=""/>
+            <m:endChr m:val=")"/>
+            <m:grow/>
+          </m:dPr>
+          <m:e>
+            <m:r>
+              <m:t>Y</m:t>
+            </m:r>
+          </m:e>
+        </m:d>
+        <m:r>
+          <m:t>​</m:t>
+        </m:r>
+      </m:oMath>
+      <w:r>
+        <w:t xml:space="preserve">, does not depend on</w:t>
+      </w:r>
+      <w:r>
+        <w:t xml:space="preserve"> </w:t>
+      </w:r>
+      <m:oMath>
+        <m:r>
+          <m:t>c</m:t>
+        </m:r>
+      </m:oMath>
+      <w:r>
+        <w:t xml:space="preserve">.</w:t>
+      </w:r>
+      <w:r>
+        <w:t xml:space="preserve"> </w:t>
+      </w:r>
+      <w:r>
+        <w:t xml:space="preserve">The second term,</w:t>
+      </w:r>
+      <w:r>
+        <w:t xml:space="preserve"> </w:t>
+      </w:r>
+      <m:oMath>
+        <m:sSup>
+          <m:e>
+            <m:r>
+              <m:t>​</m:t>
+            </m:r>
+            <m:d>
+              <m:dPr>
+                <m:begChr m:val="("/>
+                <m:sepChr m:val=""/>
+                <m:endChr m:val=")"/>
+                <m:grow/>
+              </m:dPr>
+              <m:e>
+                <m:r>
+                  <m:t>μ</m:t>
+                </m:r>
+                <m:r>
+                  <m:rPr>
+                    <m:sty m:val="p"/>
+                  </m:rPr>
+                  <m:t>−</m:t>
+                </m:r>
+                <m:r>
+                  <m:t>c</m:t>
+                </m:r>
+              </m:e>
+            </m:d>
+            <m:r>
+              <m:t>​</m:t>
+            </m:r>
+          </m:e>
+          <m:sup>
+            <m:r>
+              <m:t>2</m:t>
+            </m:r>
+          </m:sup>
+        </m:sSup>
+      </m:oMath>
+      <w:r>
+        <w:t xml:space="preserve">, is a square, so it is never negative,</w:t>
+      </w:r>
+      <w:r>
+        <w:t xml:space="preserve"> </w:t>
+      </w:r>
+      <w:r>
+        <w:t xml:space="preserve">and it is zero exactly when</w:t>
+      </w:r>
+      <w:r>
+        <w:t xml:space="preserve"> </w:t>
+      </w:r>
+      <m:oMath>
+        <m:r>
+          <m:t>c</m:t>
+        </m:r>
+        <m:r>
+          <m:rPr>
+            <m:sty m:val="p"/>
+          </m:rPr>
+          <m:t>=</m:t>
+        </m:r>
+        <m:r>
+          <m:t>μ</m:t>
+        </m:r>
+      </m:oMath>
+      <w:r>
+        <w:t xml:space="preserve">.</w:t>
+      </w:r>
+      <w:r>
+        <w:t xml:space="preserve"> </w:t>
+      </w:r>
+      <w:r>
+        <w:t xml:space="preserve">So</w:t>
+      </w:r>
+      <w:r>
+        <w:t xml:space="preserve"> </w:t>
+      </w:r>
+      <m:oMath>
+        <m:r>
+          <m:t>c</m:t>
+        </m:r>
+        <m:r>
+          <m:rPr>
+            <m:sty m:val="p"/>
+          </m:rPr>
+          <m:t>=</m:t>
+        </m:r>
+        <m:r>
+          <m:t>μ</m:t>
+        </m:r>
+      </m:oMath>
+      <w:r>
+        <w:t xml:space="preserve"> </w:t>
+      </w:r>
+      <w:r>
+        <w:t xml:space="preserve">minimizes the expected squared error and no other number does,</w:t>
+      </w:r>
+      <w:r>
+        <w:t xml:space="preserve"> </w:t>
+      </w:r>
+      <w:r>
+        <w:t xml:space="preserve">and at</w:t>
+      </w:r>
+      <w:r>
+        <w:t xml:space="preserve"> </w:t>
+      </w:r>
+      <m:oMath>
+        <m:r>
+          <m:t>c</m:t>
+        </m:r>
+        <m:r>
+          <m:rPr>
+            <m:sty m:val="p"/>
+          </m:rPr>
+          <m:t>=</m:t>
+        </m:r>
+        <m:r>
+          <m:t>μ</m:t>
+        </m:r>
+      </m:oMath>
+      <w:r>
+        <w:t xml:space="preserve"> </w:t>
+      </w:r>
+      <w:r>
+        <w:t xml:space="preserve">the expected squared error is</w:t>
+      </w:r>
+      <w:r>
+        <w:t xml:space="preserve"> </w:t>
+      </w:r>
+      <m:oMath>
+        <m:r>
+          <m:rPr>
+            <m:sty m:val="p"/>
+          </m:rPr>
+          <m:t>Var</m:t>
+        </m:r>
+        <m:r>
+          <m:t>​</m:t>
+        </m:r>
+        <m:d>
+          <m:dPr>
+            <m:begChr m:val="("/>
+            <m:sepChr m:val=""/>
+            <m:endChr m:val=")"/>
+            <m:grow/>
+          </m:dPr>
+          <m:e>
+            <m:r>
+              <m:t>Y</m:t>
+            </m:r>
+          </m:e>
+        </m:d>
+        <m:r>
+          <m:t>​</m:t>
+        </m:r>
+      </m:oMath>
+      <w:r>
+        <w:t xml:space="preserve">.</w:t>
+      </w:r>
+    </w:p>
+    <w:bookmarkStart w:id="57" w:name="exm-best-constant-auto"/>
+    <w:p>
+      <w:pPr>
+        <w:pStyle w:val="BodyText"/>
+      </w:pPr>
+      <w:r>
+        <w:rPr>
+          <w:b/>
+          <w:bCs/>
+        </w:rPr>
+        <w:t xml:space="preserve">Example 9 (The best constant prediction of fuel economy)</w:t>
+      </w:r>
+      <w:r>
+        <w:t xml:space="preserve"> </w:t>
+      </w:r>
+      <w:r>
+        <w:t xml:space="preserve">Take the 392 cars in the Auto data</w:t>
+      </w:r>
+      <w:r>
+        <w:t xml:space="preserve"> </w:t>
+      </w:r>
+      <w:hyperlink r:id="rId56">
+        <w:r>
+          <w:rPr>
+            <w:rStyle w:val="Hyperlink"/>
+          </w:rPr>
+          <w:t xml:space="preserve">described on the limit theorems page</w:t>
+        </w:r>
+      </w:hyperlink>
+      <w:r>
+        <w:t xml:space="preserve"> </w:t>
+      </w:r>
+      <w:r>
+        <w:t xml:space="preserve">as the whole population,</w:t>
+      </w:r>
+      <w:r>
+        <w:t xml:space="preserve"> </w:t>
+      </w:r>
+      <w:r>
+        <w:t xml:space="preserve">and predict the fuel economy (</w:t>
+      </w:r>
+      <w:r>
+        <w:rPr>
+          <w:rStyle w:val="VerbatimChar"/>
+        </w:rPr>
+        <w:t xml:space="preserve">mpg</w:t>
+      </w:r>
+      <w:r>
+        <w:t xml:space="preserve">) of a car drawn at random with one number</w:t>
+      </w:r>
+      <w:r>
+        <w:t xml:space="preserve"> </w:t>
+      </w:r>
+      <m:oMath>
+        <m:r>
+          <m:t>c</m:t>
+        </m:r>
+      </m:oMath>
+      <w:r>
+        <w:t xml:space="preserve">.</w:t>
+      </w:r>
+      <w:r>
+        <w:t xml:space="preserve"> </w:t>
+      </w:r>
+      <w:r>
+        <w:t xml:space="preserve">The code below computes the expected squared error of three constants,</w:t>
+      </w:r>
+      <w:r>
+        <w:t xml:space="preserve"> </w:t>
+      </w:r>
+      <w:r>
+        <w:t xml:space="preserve">and sets each beside the right side of</w:t>
+      </w:r>
+      <w:r>
+        <w:t xml:space="preserve"> </w:t>
+      </w:r>
+      <w:hyperlink w:anchor="eq-constant-prediction-decompose">
+        <w:r>
+          <w:rPr>
+            <w:rStyle w:val="Hyperlink"/>
+          </w:rPr>
+          <w:t xml:space="preserve">Equation 2</w:t>
+        </w:r>
+      </w:hyperlink>
+      <w:r>
+        <w:t xml:space="preserve">.</w:t>
+      </w:r>
+    </w:p>
+    <w:p>
+      <w:pPr>
+        <w:pStyle w:val="SourceCode"/>
+      </w:pPr>
+      <w:r>
+        <w:rPr>
+          <w:rStyle w:val="NormalTok"/>
+        </w:rPr>
+        <w:t xml:space="preserve">mpg </w:t>
+      </w:r>
+      <w:r>
+        <w:rPr>
+          <w:rStyle w:val="OtherTok"/>
+        </w:rPr>
+        <w:t xml:space="preserve">&lt;-</w:t>
+      </w:r>
+      <w:r>
+        <w:rPr>
+          <w:rStyle w:val="NormalTok"/>
+        </w:rPr>
+        <w:t xml:space="preserve"> </w:t>
+      </w:r>
+      <w:r>
+        <w:rPr>
+          <w:rStyle w:val="FunctionTok"/>
+        </w:rPr>
+        <w:t xml:space="preserve">read.csv</w:t>
+      </w:r>
+      <w:r>
+        <w:rPr>
+          <w:rStyle w:val="NormalTok"/>
+        </w:rPr>
+        <w:t xml:space="preserve">(</w:t>
+      </w:r>
+      <w:r>
+        <w:rPr>
+          <w:rStyle w:val="StringTok"/>
+        </w:rPr>
+        <w:t xml:space="preserve">"data/auto.csv"</w:t>
+      </w:r>
+      <w:r>
+        <w:rPr>
+          <w:rStyle w:val="NormalTok"/>
+        </w:rPr>
+        <w:t xml:space="preserve">)</w:t>
+      </w:r>
+      <w:r>
+        <w:rPr>
+          <w:rStyle w:val="SpecialCharTok"/>
+        </w:rPr>
+        <w:t xml:space="preserve">$</w:t>
+      </w:r>
+      <w:r>
+        <w:rPr>
+          <w:rStyle w:val="NormalTok"/>
+        </w:rPr>
+        <w:t xml:space="preserve">mpg</w:t>
+      </w:r>
+      <w:r>
+        <w:br/>
+      </w:r>
+      <w:r>
+        <w:rPr>
+          <w:rStyle w:val="NormalTok"/>
+        </w:rPr>
+        <w:t xml:space="preserve">mu </w:t>
+      </w:r>
+      <w:r>
+        <w:rPr>
+          <w:rStyle w:val="OtherTok"/>
+        </w:rPr>
+        <w:t xml:space="preserve">&lt;-</w:t>
+      </w:r>
+      <w:r>
+        <w:rPr>
+          <w:rStyle w:val="NormalTok"/>
+        </w:rPr>
+        <w:t xml:space="preserve"> </w:t>
+      </w:r>
+      <w:r>
+        <w:rPr>
+          <w:rStyle w:val="FunctionTok"/>
+        </w:rPr>
+        <w:t xml:space="preserve">mean</w:t>
+      </w:r>
+      <w:r>
+        <w:rPr>
+          <w:rStyle w:val="NormalTok"/>
+        </w:rPr>
+        <w:t xml:space="preserve">(mpg)</w:t>
+      </w:r>
+      <w:r>
+        <w:br/>
+      </w:r>
+      <w:r>
+        <w:rPr>
+          <w:rStyle w:val="NormalTok"/>
+        </w:rPr>
+        <w:t xml:space="preserve">sigma2 </w:t>
+      </w:r>
+      <w:r>
+        <w:rPr>
+          <w:rStyle w:val="OtherTok"/>
+        </w:rPr>
+        <w:t xml:space="preserve">&lt;-</w:t>
+      </w:r>
+      <w:r>
+        <w:rPr>
+          <w:rStyle w:val="NormalTok"/>
+        </w:rPr>
+        <w:t xml:space="preserve"> </w:t>
+      </w:r>
+      <w:r>
+        <w:rPr>
+          <w:rStyle w:val="FunctionTok"/>
+        </w:rPr>
+        <w:t xml:space="preserve">mean</w:t>
+      </w:r>
+      <w:r>
+        <w:rPr>
+          <w:rStyle w:val="NormalTok"/>
+        </w:rPr>
+        <w:t xml:space="preserve">((mpg </w:t>
+      </w:r>
+      <w:r>
+        <w:rPr>
+          <w:rStyle w:val="SpecialCharTok"/>
+        </w:rPr>
+        <w:t xml:space="preserve">-</w:t>
+      </w:r>
+      <w:r>
+        <w:rPr>
+          <w:rStyle w:val="NormalTok"/>
+        </w:rPr>
+        <w:t xml:space="preserve"> mu)</w:t>
+      </w:r>
+      <w:r>
+        <w:rPr>
+          <w:rStyle w:val="SpecialCharTok"/>
+        </w:rPr>
+        <w:t xml:space="preserve">^</w:t>
+      </w:r>
+      <w:r>
+        <w:rPr>
+          <w:rStyle w:val="DecValTok"/>
+        </w:rPr>
+        <w:t xml:space="preserve">2</w:t>
+      </w:r>
+      <w:r>
+        <w:rPr>
+          <w:rStyle w:val="NormalTok"/>
+        </w:rPr>
+        <w:t xml:space="preserve">)</w:t>
+      </w:r>
+      <w:r>
+        <w:br/>
+      </w:r>
+      <w:r>
+        <w:br/>
+      </w:r>
+      <w:r>
+        <w:rPr>
+          <w:rStyle w:val="NormalTok"/>
+        </w:rPr>
+        <w:t xml:space="preserve">c_values </w:t>
+      </w:r>
+      <w:r>
+        <w:rPr>
+          <w:rStyle w:val="OtherTok"/>
+        </w:rPr>
+        <w:t xml:space="preserve">&lt;-</w:t>
+      </w:r>
+      <w:r>
+        <w:rPr>
+          <w:rStyle w:val="NormalTok"/>
+        </w:rPr>
+        <w:t xml:space="preserve"> </w:t>
+      </w:r>
+      <w:r>
+        <w:rPr>
+          <w:rStyle w:val="FunctionTok"/>
+        </w:rPr>
+        <w:t xml:space="preserve">c</w:t>
+      </w:r>
+      <w:r>
+        <w:rPr>
+          <w:rStyle w:val="NormalTok"/>
+        </w:rPr>
+        <w:t xml:space="preserve">(</w:t>
+      </w:r>
+      <w:r>
+        <w:rPr>
+          <w:rStyle w:val="AttributeTok"/>
+        </w:rPr>
+        <w:t xml:space="preserve">mean =</w:t>
+      </w:r>
+      <w:r>
+        <w:rPr>
+          <w:rStyle w:val="NormalTok"/>
+        </w:rPr>
+        <w:t xml:space="preserve"> mu, </w:t>
+      </w:r>
+      <w:r>
+        <w:rPr>
+          <w:rStyle w:val="AttributeTok"/>
+        </w:rPr>
+        <w:t xml:space="preserve">median =</w:t>
+      </w:r>
+      <w:r>
+        <w:rPr>
+          <w:rStyle w:val="NormalTok"/>
+        </w:rPr>
+        <w:t xml:space="preserve"> </w:t>
+      </w:r>
+      <w:r>
+        <w:rPr>
+          <w:rStyle w:val="FunctionTok"/>
+        </w:rPr>
+        <w:t xml:space="preserve">median</w:t>
+      </w:r>
+      <w:r>
+        <w:rPr>
+          <w:rStyle w:val="NormalTok"/>
+        </w:rPr>
+        <w:t xml:space="preserve">(mpg), </w:t>
+      </w:r>
+      <w:r>
+        <w:rPr>
+          <w:rStyle w:val="AttributeTok"/>
+        </w:rPr>
+        <w:t xml:space="preserve">twenty =</w:t>
+      </w:r>
+      <w:r>
+        <w:rPr>
+          <w:rStyle w:val="NormalTok"/>
+        </w:rPr>
+        <w:t xml:space="preserve"> </w:t>
+      </w:r>
+      <w:r>
+        <w:rPr>
+          <w:rStyle w:val="DecValTok"/>
+        </w:rPr>
+        <w:t xml:space="preserve">20</w:t>
+      </w:r>
+      <w:r>
+        <w:rPr>
+          <w:rStyle w:val="NormalTok"/>
+        </w:rPr>
+        <w:t xml:space="preserve">)</w:t>
+      </w:r>
+      <w:r>
+        <w:br/>
+      </w:r>
+      <w:r>
+        <w:rPr>
+          <w:rStyle w:val="FunctionTok"/>
+        </w:rPr>
+        <w:t xml:space="preserve">data.frame</w:t>
+      </w:r>
+      <w:r>
+        <w:rPr>
+          <w:rStyle w:val="NormalTok"/>
+        </w:rPr>
+        <w:t xml:space="preserve">(</w:t>
+      </w:r>
+      <w:r>
+        <w:br/>
+      </w:r>
+      <w:r>
+        <w:rPr>
+          <w:rStyle w:val="NormalTok"/>
+        </w:rPr>
+        <w:t xml:space="preserve">  </w:t>
+      </w:r>
+      <w:r>
+        <w:rPr>
+          <w:rStyle w:val="AttributeTok"/>
+        </w:rPr>
+        <w:t xml:space="preserve">c =</w:t>
+      </w:r>
+      <w:r>
+        <w:rPr>
+          <w:rStyle w:val="NormalTok"/>
+        </w:rPr>
+        <w:t xml:space="preserve"> c_values,</w:t>
+      </w:r>
+      <w:r>
+        <w:br/>
+      </w:r>
+      <w:r>
+        <w:rPr>
+          <w:rStyle w:val="NormalTok"/>
+        </w:rPr>
+        <w:t xml:space="preserve">  </w:t>
+      </w:r>
+      <w:r>
+        <w:rPr>
+          <w:rStyle w:val="AttributeTok"/>
+        </w:rPr>
+        <w:t xml:space="preserve">expected_squared_error =</w:t>
+      </w:r>
+      <w:r>
+        <w:rPr>
+          <w:rStyle w:val="NormalTok"/>
+        </w:rPr>
+        <w:t xml:space="preserve"> </w:t>
+      </w:r>
+      <w:r>
+        <w:rPr>
+          <w:rStyle w:val="FunctionTok"/>
+        </w:rPr>
+        <w:t xml:space="preserve">sapply</w:t>
+      </w:r>
+      <w:r>
+        <w:rPr>
+          <w:rStyle w:val="NormalTok"/>
+        </w:rPr>
+        <w:t xml:space="preserve">(c_values, </w:t>
+      </w:r>
+      <w:r>
+        <w:rPr>
+          <w:rStyle w:val="ControlFlowTok"/>
+        </w:rPr>
+        <w:t xml:space="preserve">function</w:t>
+      </w:r>
+      <w:r>
+        <w:rPr>
+          <w:rStyle w:val="NormalTok"/>
+        </w:rPr>
+        <w:t xml:space="preserve">(cc) </w:t>
+      </w:r>
+      <w:r>
+        <w:rPr>
+          <w:rStyle w:val="FunctionTok"/>
+        </w:rPr>
+        <w:t xml:space="preserve">mean</w:t>
+      </w:r>
+      <w:r>
+        <w:rPr>
+          <w:rStyle w:val="NormalTok"/>
+        </w:rPr>
+        <w:t xml:space="preserve">((mpg </w:t>
+      </w:r>
+      <w:r>
+        <w:rPr>
+          <w:rStyle w:val="SpecialCharTok"/>
+        </w:rPr>
+        <w:t xml:space="preserve">-</w:t>
+      </w:r>
+      <w:r>
+        <w:rPr>
+          <w:rStyle w:val="NormalTok"/>
+        </w:rPr>
+        <w:t xml:space="preserve"> cc)</w:t>
+      </w:r>
+      <w:r>
+        <w:rPr>
+          <w:rStyle w:val="SpecialCharTok"/>
+        </w:rPr>
+        <w:t xml:space="preserve">^</w:t>
+      </w:r>
+      <w:r>
+        <w:rPr>
+          <w:rStyle w:val="DecValTok"/>
+        </w:rPr>
+        <w:t xml:space="preserve">2</w:t>
+      </w:r>
+      <w:r>
+        <w:rPr>
+          <w:rStyle w:val="NormalTok"/>
+        </w:rPr>
+        <w:t xml:space="preserve">)),</w:t>
+      </w:r>
+      <w:r>
+        <w:br/>
+      </w:r>
+      <w:r>
+        <w:rPr>
+          <w:rStyle w:val="NormalTok"/>
+        </w:rPr>
+        <w:t xml:space="preserve">  </w:t>
+      </w:r>
+      <w:r>
+        <w:rPr>
+          <w:rStyle w:val="AttributeTok"/>
+        </w:rPr>
+        <w:t xml:space="preserve">decomposition =</w:t>
+      </w:r>
+      <w:r>
+        <w:rPr>
+          <w:rStyle w:val="NormalTok"/>
+        </w:rPr>
+        <w:t xml:space="preserve"> sigma2 </w:t>
+      </w:r>
+      <w:r>
+        <w:rPr>
+          <w:rStyle w:val="SpecialCharTok"/>
+        </w:rPr>
+        <w:t xml:space="preserve">+</w:t>
+      </w:r>
+      <w:r>
+        <w:rPr>
+          <w:rStyle w:val="NormalTok"/>
+        </w:rPr>
+        <w:t xml:space="preserve"> (mu </w:t>
+      </w:r>
+      <w:r>
+        <w:rPr>
+          <w:rStyle w:val="SpecialCharTok"/>
+        </w:rPr>
+        <w:t xml:space="preserve">-</w:t>
+      </w:r>
+      <w:r>
+        <w:rPr>
+          <w:rStyle w:val="NormalTok"/>
+        </w:rPr>
+        <w:t xml:space="preserve"> c_values)</w:t>
+      </w:r>
+      <w:r>
+        <w:rPr>
+          <w:rStyle w:val="SpecialCharTok"/>
+        </w:rPr>
+        <w:t xml:space="preserve">^</w:t>
+      </w:r>
+      <w:r>
+        <w:rPr>
+          <w:rStyle w:val="DecValTok"/>
+        </w:rPr>
+        <w:t xml:space="preserve">2</w:t>
+      </w:r>
+      <w:r>
+        <w:br/>
+      </w:r>
+      <w:r>
+        <w:rPr>
+          <w:rStyle w:val="NormalTok"/>
+        </w:rPr>
+        <w:t xml:space="preserve">)</w:t>
+      </w:r>
+      <w:r>
+        <w:br/>
+      </w:r>
+      <w:r>
+        <w:rPr>
+          <w:rStyle w:val="CommentTok"/>
+        </w:rPr>
+        <w:t xml:space="preserve">#&gt; # A tibble: 3 × 3</w:t>
+      </w:r>
+      <w:r>
+        <w:br/>
+      </w:r>
+      <w:r>
+        <w:rPr>
+          <w:rStyle w:val="CommentTok"/>
+        </w:rPr>
+        <w:t xml:space="preserve">#&gt;       c expected_squared_error decomposition</w:t>
+      </w:r>
+      <w:r>
+        <w:br/>
+      </w:r>
+      <w:r>
+        <w:rPr>
+          <w:rStyle w:val="CommentTok"/>
+        </w:rPr>
+        <w:t xml:space="preserve">#&gt;   &lt;dbl&gt;                  &lt;dbl&gt;         &lt;dbl&gt;</w:t>
+      </w:r>
+      <w:r>
+        <w:br/>
+      </w:r>
+      <w:r>
+        <w:rPr>
+          <w:rStyle w:val="CommentTok"/>
+        </w:rPr>
+        <w:t xml:space="preserve">#&gt; 1  23.4                   60.8          60.8</w:t>
+      </w:r>
+      <w:r>
+        <w:br/>
+      </w:r>
+      <w:r>
+        <w:rPr>
+          <w:rStyle w:val="CommentTok"/>
+        </w:rPr>
+        <w:t xml:space="preserve">#&gt; 2  22.8                   61.2          61.2</w:t>
+      </w:r>
+      <w:r>
+        <w:br/>
+      </w:r>
+      <w:r>
+        <w:rPr>
+          <w:rStyle w:val="CommentTok"/>
+        </w:rPr>
+        <w:t xml:space="preserve">#&gt; 3  20                     72.6          72.6</w:t>
+      </w:r>
+    </w:p>
+    <w:p>
+      <w:pPr>
+        <w:pStyle w:val="FirstParagraph"/>
+      </w:pPr>
+      <w:r>
+        <w:t xml:space="preserve">The two columns agree, as</w:t>
+      </w:r>
+      <w:r>
+        <w:t xml:space="preserve"> </w:t>
+      </w:r>
+      <w:hyperlink w:anchor="thm-constant-prediction-decompose">
+        <w:r>
+          <w:rPr>
+            <w:rStyle w:val="Hyperlink"/>
+          </w:rPr>
+          <w:t xml:space="preserve">Theorem 5</w:t>
+        </w:r>
+      </w:hyperlink>
+      <w:r>
+        <w:t xml:space="preserve"> </w:t>
+      </w:r>
+      <w:r>
+        <w:t xml:space="preserve">says.</w:t>
+      </w:r>
+      <w:r>
+        <w:t xml:space="preserve"> </w:t>
+      </w:r>
+      <w:r>
+        <w:t xml:space="preserve">The mean, 23.45, has the smallest expected squared error, 60.76,</w:t>
+      </w:r>
+      <w:r>
+        <w:t xml:space="preserve"> </w:t>
+      </w:r>
+      <w:r>
+        <w:t xml:space="preserve">which is the variance of</w:t>
+      </w:r>
+      <w:r>
+        <w:t xml:space="preserve"> </w:t>
+      </w:r>
+      <w:r>
+        <w:rPr>
+          <w:rStyle w:val="VerbatimChar"/>
+        </w:rPr>
+        <w:t xml:space="preserve">mpg</w:t>
+      </w:r>
+      <w:r>
+        <w:t xml:space="preserve"> </w:t>
+      </w:r>
+      <w:r>
+        <w:t xml:space="preserve">over these cars (divisor the number of cars, not one fewer), as</w:t>
+      </w:r>
+      <w:r>
+        <w:t xml:space="preserve"> </w:t>
+      </w:r>
+      <w:hyperlink w:anchor="cor-best-constant">
+        <w:r>
+          <w:rPr>
+            <w:rStyle w:val="Hyperlink"/>
+          </w:rPr>
+          <w:t xml:space="preserve">Corollary 1</w:t>
+        </w:r>
+      </w:hyperlink>
+      <w:r>
+        <w:t xml:space="preserve"> </w:t>
+      </w:r>
+      <w:r>
+        <w:t xml:space="preserve">says;</w:t>
+      </w:r>
+      <w:r>
+        <w:t xml:space="preserve"> </w:t>
+      </w:r>
+      <w:r>
+        <w:t xml:space="preserve">the median and</w:t>
+      </w:r>
+      <w:r>
+        <w:t xml:space="preserve"> </w:t>
+      </w:r>
+      <m:oMath>
+        <m:r>
+          <m:t>c</m:t>
+        </m:r>
+        <m:r>
+          <m:rPr>
+            <m:sty m:val="p"/>
+          </m:rPr>
+          <m:t>=</m:t>
+        </m:r>
+        <m:r>
+          <m:t>20</m:t>
+        </m:r>
+      </m:oMath>
+      <w:r>
+        <w:t xml:space="preserve"> </w:t>
+      </w:r>
+      <w:r>
+        <w:t xml:space="preserve">are each worse by</w:t>
+      </w:r>
+      <w:r>
+        <w:t xml:space="preserve"> </w:t>
+      </w:r>
+      <m:oMath>
+        <m:sSup>
+          <m:e>
+            <m:r>
+              <m:t>​</m:t>
+            </m:r>
+            <m:d>
+              <m:dPr>
+                <m:begChr m:val="("/>
+                <m:sepChr m:val=""/>
+                <m:endChr m:val=")"/>
+                <m:grow/>
+              </m:dPr>
+              <m:e>
+                <m:r>
+                  <m:t>μ</m:t>
+                </m:r>
+                <m:r>
+                  <m:rPr>
+                    <m:sty m:val="p"/>
+                  </m:rPr>
+                  <m:t>−</m:t>
+                </m:r>
+                <m:r>
+                  <m:t>c</m:t>
+                </m:r>
+              </m:e>
+            </m:d>
+            <m:r>
+              <m:t>​</m:t>
+            </m:r>
+          </m:e>
+          <m:sup>
+            <m:r>
+              <m:t>2</m:t>
+            </m:r>
+          </m:sup>
+        </m:sSup>
+      </m:oMath>
+      <w:r>
+        <w:t xml:space="preserve">.</w:t>
+      </w:r>
+    </w:p>
+    <w:bookmarkEnd w:id="57"/>
+    <w:bookmarkEnd w:id="58"/>
+    <w:bookmarkStart w:id="62" w:name="sec-bias-variance-prediction"/>
     <w:p>
       <w:pPr>
         <w:pStyle w:val="Heading2"/>
       </w:pPr>
       <w:del w:id="3" w:author="PR Preview" w:date="2026-01-01T00:00:00Z">
         <w:r>
-          <w:delText xml:space="preserve">3 Bias, variance, and prediction error</w:delText>
+          <w:delText xml:space="preserve">4 Bias, variance, and prediction error</w:delText>
         </w:r>
       </w:del>
     </w:p>
@@ -15091,7 +17779,7 @@
             <w:b/>
             <w:bCs/>
           </w:rPr>
-          <w:delText xml:space="preserve">Example 9 (Computing the bias of a prediction)</w:delText>
+          <w:delText xml:space="preserve">Example 10 (Computing the bias of a prediction)</w:delText>
         </w:r>
       </w:del>
       <w:del w:id="134" w:author="PR Preview" w:date="2026-01-01T00:00:00Z">
@@ -15450,7 +18138,7 @@
             <w:b/>
             <w:bCs/>
           </w:rPr>
-          <w:delText xml:space="preserve">Theorem 5 (Expected squared prediction error)</w:delText>
+          <w:delText xml:space="preserve">Theorem 6 (Expected squared prediction error)</w:delText>
         </w:r>
       </w:del>
       <w:del w:id="159" w:author="PR Preview" w:date="2026-01-01T00:00:00Z">
@@ -16630,11 +19318,11 @@
       </w:pPr>
       <w:ins w:id="200" w:author="PR Preview" w:date="2026-01-01T00:00:00Z">
         <w:r>
-          <w:t xml:space="preserve">3 Independent noise plus a random variable</w:t>
+          <w:t xml:space="preserve">4 Independent noise plus a random variable</w:t>
         </w:r>
       </w:ins>
     </w:p>
-    <w:bookmarkStart w:id="52" w:name="thm-second-moment-noise-sum"/>
+    <w:bookmarkStart w:id="59" w:name="thm-second-moment-noise-sum"/>
     <w:p>
       <w:pPr>
         <w:pStyle w:val="FirstParagraph"/>
@@ -16645,7 +19333,7 @@
             <w:b/>
             <w:bCs/>
           </w:rPr>
-          <w:t xml:space="preserve">Theorem 5 (The second moment of independent noise plus a random variable)</w:t>
+          <w:t xml:space="preserve">Theorem 6 (The second moment of independent noise plus a random variable)</w:t>
         </w:r>
       </w:ins>
       <w:ins w:id="202" w:author="PR Preview" w:date="2026-01-01T00:00:00Z">
@@ -17026,11 +19714,11 @@
             </m:rPr>
             <m:t>+</m:t>
           </m:r>
-          <m:r>
-            <m:t>​</m:t>
-          </m:r>
           <m:sSup>
             <m:e>
+              <m:r>
+                <m:t>​</m:t>
+              </m:r>
               <m:d>
                 <m:dPr>
                   <m:begChr m:val="("/>
@@ -17066,6 +19754,9 @@
                   </m:r>
                 </m:e>
               </m:d>
+              <m:r>
+                <m:t>​</m:t>
+              </m:r>
             </m:e>
             <m:sup>
               <m:r>
@@ -17073,13 +19764,10 @@
               </m:r>
             </m:sup>
           </m:sSup>
-          <m:r>
-            <m:t>​</m:t>
-          </m:r>
         </m:oMath>
       </m:oMathPara>
     </w:p>
-    <w:bookmarkEnd w:id="52"/>
+    <w:bookmarkEnd w:id="59"/>
     <w:p>
       <w:pPr>
         <w:pStyle w:val="FirstParagraph"/>
@@ -18798,7 +21486,7 @@
             <w:rPr>
               <w:rStyle w:val="Hyperlink"/>
             </w:rPr>
-            <w:delText xml:space="preserve">Theorem 5</w:delText>
+            <w:delText xml:space="preserve">Theorem 6</w:delText>
           </w:r>
         </w:del>
       </w:hyperlink>
@@ -19450,11 +22138,11 @@
           </m:rPr>
           <m:t>+</m:t>
         </m:r>
-        <m:r>
-          <m:t>​</m:t>
-        </m:r>
         <m:sSup>
           <m:e>
+            <m:r>
+              <m:t>​</m:t>
+            </m:r>
             <m:d>
               <m:dPr>
                 <m:begChr m:val="("/>
@@ -19490,6 +22178,9 @@
                 </m:r>
               </m:e>
             </m:d>
+            <m:r>
+              <m:t>​</m:t>
+            </m:r>
           </m:e>
           <m:sup>
             <m:r>
@@ -19497,9 +22188,6 @@
             </m:r>
           </m:sup>
         </m:sSup>
-        <m:r>
-          <m:t>​</m:t>
-        </m:r>
       </m:oMath>
       <w:ins w:id="314" w:author="PR Preview" w:date="2026-01-01T00:00:00Z">
         <w:r>
@@ -19694,11 +22382,11 @@
                     </m:rPr>
                     <m:t>+</m:t>
                   </m:r>
-                  <m:r>
-                    <m:t>​</m:t>
-                  </m:r>
                   <m:sSup>
                     <m:e>
+                      <m:r>
+                        <m:t>​</m:t>
+                      </m:r>
                       <m:d>
                         <m:dPr>
                           <m:begChr m:val="("/>
@@ -19734,6 +22422,9 @@
                           </m:r>
                         </m:e>
                       </m:d>
+                      <m:r>
+                        <m:t>​</m:t>
+                      </m:r>
                     </m:e>
                     <m:sup>
                       <m:r>
@@ -19741,9 +22432,6 @@
                       </m:r>
                     </m:sup>
                   </m:sSup>
-                  <m:r>
-                    <m:t>​</m:t>
-                  </m:r>
                 </m:e>
               </m:d>
               <m:r>
@@ -19822,11 +22510,11 @@
                 </m:rPr>
                 <m:t>+</m:t>
               </m:r>
-              <m:r>
-                <m:t>​</m:t>
-              </m:r>
               <m:sSup>
                 <m:e>
+                  <m:r>
+                    <m:t>​</m:t>
+                  </m:r>
                   <m:d>
                     <m:dPr>
                       <m:begChr m:val="("/>
@@ -19862,6 +22550,9 @@
                       </m:r>
                     </m:e>
                   </m:d>
+                  <m:r>
+                    <m:t>​</m:t>
+                  </m:r>
                 </m:e>
                 <m:sup>
                   <m:r>
@@ -19869,9 +22560,6 @@
                   </m:r>
                 </m:sup>
               </m:sSup>
-              <m:r>
-                <m:t>​</m:t>
-              </m:r>
               <m:r>
                 <m:t>&amp;</m:t>
               </m:r>
@@ -20733,11 +23421,11 @@
         </w:r>
       </w:ins>
       <m:oMath>
-        <m:r>
-          <m:t>​</m:t>
-        </m:r>
         <m:sSup>
           <m:e>
+            <m:r>
+              <m:t>​</m:t>
+            </m:r>
             <m:d>
               <m:dPr>
                 <m:begChr m:val="("/>
@@ -20786,6 +23474,9 @@
                 </m:r>
               </m:e>
             </m:d>
+            <m:r>
+              <m:t>​</m:t>
+            </m:r>
           </m:e>
           <m:sup>
             <m:r>
@@ -20793,20 +23484,17 @@
             </m:r>
           </m:sup>
         </m:sSup>
-        <m:r>
-          <m:t>​</m:t>
-        </m:r>
         <m:r>
           <m:rPr>
             <m:sty m:val="p"/>
           </m:rPr>
           <m:t>=</m:t>
         </m:r>
-        <m:r>
-          <m:t>​</m:t>
-        </m:r>
         <m:sSup>
           <m:e>
+            <m:r>
+              <m:t>​</m:t>
+            </m:r>
             <m:d>
               <m:dPr>
                 <m:begChr m:val="("/>
@@ -20849,6 +23537,9 @@
                 </m:r>
               </m:e>
             </m:d>
+            <m:r>
+              <m:t>​</m:t>
+            </m:r>
           </m:e>
           <m:sup>
             <m:r>
@@ -20856,9 +23547,6 @@
             </m:r>
           </m:sup>
         </m:sSup>
-        <m:r>
-          <m:t>​</m:t>
-        </m:r>
       </m:oMath>
       <w:ins w:id="349" w:author="PR Preview" w:date="2026-01-01T00:00:00Z">
         <w:r>
@@ -20902,11 +23590,11 @@
               <m:grow/>
             </m:dPr>
             <m:e>
-              <m:r>
-                <m:t>​</m:t>
-              </m:r>
               <m:sSup>
                 <m:e>
+                  <m:r>
+                    <m:t>​</m:t>
+                  </m:r>
                   <m:d>
                     <m:dPr>
                       <m:begChr m:val="("/>
@@ -20929,6 +23617,9 @@
                       </m:r>
                     </m:e>
                   </m:d>
+                  <m:r>
+                    <m:t>​</m:t>
+                  </m:r>
                 </m:e>
                 <m:sup>
                   <m:r>
@@ -20936,9 +23627,6 @@
                   </m:r>
                 </m:sup>
               </m:sSup>
-              <m:r>
-                <m:t>​</m:t>
-              </m:r>
             </m:e>
           </m:d>
           <m:r>
@@ -21006,11 +23694,11 @@
             </m:rPr>
             <m:t>+</m:t>
           </m:r>
-          <m:r>
-            <m:t>​</m:t>
-          </m:r>
           <m:sSup>
             <m:e>
+              <m:r>
+                <m:t>​</m:t>
+              </m:r>
               <m:d>
                 <m:dPr>
                   <m:begChr m:val="("/>
@@ -21053,6 +23741,9 @@
                   </m:r>
                 </m:e>
               </m:d>
+              <m:r>
+                <m:t>​</m:t>
+              </m:r>
             </m:e>
             <m:sup>
               <m:r>
@@ -21060,9 +23751,6 @@
               </m:r>
             </m:sup>
           </m:sSup>
-          <m:r>
-            <m:t>​</m:t>
-          </m:r>
           <m:r>
             <m:rPr>
               <m:sty m:val="p"/>
@@ -21135,7 +23823,7 @@
           <w:t xml:space="preserve"> </w:t>
         </w:r>
       </w:ins>
-      <w:hyperlink r:id="rId53">
+      <w:hyperlink r:id="rId60">
         <w:ins w:id="361" w:author="PR Preview" w:date="2026-01-01T00:00:00Z">
           <w:r>
             <w:rPr>
@@ -21165,7 +23853,7 @@
           <w:t xml:space="preserve"> </w:t>
         </w:r>
       </w:ins>
-      <w:hyperlink r:id="rId54">
+      <w:hyperlink r:id="rId61">
         <w:ins w:id="366" w:author="PR Preview" w:date="2026-01-01T00:00:00Z">
           <w:r>
             <w:rPr>
@@ -21181,17 +23869,17 @@
         </w:r>
       </w:ins>
     </w:p>
-    <w:bookmarkEnd w:id="55"/>
-    <w:bookmarkStart w:id="103" w:name="covariance"/>
+    <w:bookmarkEnd w:id="62"/>
+    <w:bookmarkStart w:id="110" w:name="covariance"/>
     <w:p>
       <w:pPr>
         <w:pStyle w:val="Heading2"/>
       </w:pPr>
       <w:r>
-        <w:t xml:space="preserve">4 Covariance</w:t>
+        <w:t xml:space="preserve">5 Covariance</w:t>
       </w:r>
     </w:p>
-    <w:bookmarkStart w:id="56" w:name="def-cov"/>
+    <w:bookmarkStart w:id="63" w:name="def-cov"/>
     <w:p>
       <w:pPr>
         <w:pStyle w:val="FirstParagraph"/>
@@ -21799,8 +24487,8 @@
         </m:oMath>
       </m:oMathPara>
     </w:p>
-    <w:bookmarkEnd w:id="56"/>
-    <w:bookmarkStart w:id="57" w:name="thm-alt-cov"/>
+    <w:bookmarkEnd w:id="63"/>
+    <w:bookmarkStart w:id="64" w:name="thm-alt-cov"/>
     <w:p>
       <w:pPr>
         <w:pStyle w:val="FirstParagraph"/>
@@ -21810,7 +24498,7 @@
           <w:b/>
           <w:bCs/>
         </w:rPr>
-        <w:t xml:space="preserve">Theorem 6 (Alternative formula for covariance)</w:t>
+        <w:t xml:space="preserve">Theorem 7 (Alternative formula for covariance)</w:t>
       </w:r>
     </w:p>
     <w:p>
@@ -21949,7 +24637,7 @@
         </m:oMath>
       </m:oMathPara>
     </w:p>
-    <w:bookmarkEnd w:id="57"/>
+    <w:bookmarkEnd w:id="64"/>
     <w:p>
       <w:pPr>
         <w:pStyle w:val="FirstParagraph"/>
@@ -22768,7 +25456,7 @@
         </m:oMath>
       </m:oMathPara>
     </w:p>
-    <w:bookmarkStart w:id="58" w:name="exm-alt-cov"/>
+    <w:bookmarkStart w:id="65" w:name="exm-alt-cov"/>
     <w:p>
       <w:pPr>
         <w:pStyle w:val="FirstParagraph"/>
@@ -22779,7 +25467,7 @@
             <w:b/>
             <w:bCs/>
           </w:rPr>
-          <w:delText xml:space="preserve">Example 10 (Covariance of a binary exposure and outcome)</w:delText>
+          <w:delText xml:space="preserve">Example 11 (Covariance of a binary exposure and outcome)</w:delText>
         </w:r>
       </w:del>
       <w:del w:id="407" w:author="PR Preview" w:date="2026-01-01T00:00:00Z">
@@ -22823,7 +25511,7 @@
             <w:b/>
             <w:bCs/>
           </w:rPr>
-          <w:t xml:space="preserve">Example 9 (Covariance of a binary exposure and outcome)</w:t>
+          <w:t xml:space="preserve">Example 10 (Covariance of a binary exposure and outcome)</w:t>
         </w:r>
       </w:ins>
       <w:ins w:id="413" w:author="PR Preview" w:date="2026-01-01T00:00:00Z">
@@ -23292,8 +25980,8 @@
         </m:oMath>
       </m:oMathPara>
     </w:p>
-    <w:bookmarkEnd w:id="58"/>
-    <w:bookmarkStart w:id="60" w:name="thm-indpt-uncorrelated"/>
+    <w:bookmarkEnd w:id="65"/>
+    <w:bookmarkStart w:id="67" w:name="thm-indpt-uncorrelated"/>
     <w:p>
       <w:pPr>
         <w:pStyle w:val="FirstParagraph"/>
@@ -23303,7 +25991,7 @@
           <w:b/>
           <w:bCs/>
         </w:rPr>
-        <w:t xml:space="preserve">Theorem 7 (Independent random variables have zero covariance)</w:t>
+        <w:t xml:space="preserve">Theorem 8 (Independent random variables have zero covariance)</w:t>
       </w:r>
       <w:r>
         <w:t xml:space="preserve"> </w:t>
@@ -23342,7 +26030,7 @@
       <w:r>
         <w:t xml:space="preserve"> </w:t>
       </w:r>
-      <w:hyperlink r:id="rId59">
+      <w:hyperlink r:id="rId66">
         <w:r>
           <w:rPr>
             <w:rStyle w:val="Hyperlink"/>
@@ -23638,7 +26326,7 @@
         <w:t xml:space="preserve">.</w:t>
       </w:r>
     </w:p>
-    <w:bookmarkEnd w:id="60"/>
+    <w:bookmarkEnd w:id="67"/>
     <w:p>
       <w:pPr>
         <w:pStyle w:val="BodyText"/>
@@ -23788,7 +26476,7 @@
       <w:r>
         <w:t xml:space="preserve"> </w:t>
       </w:r>
-      <w:hyperlink r:id="rId61">
+      <w:hyperlink r:id="rId68">
         <w:r>
           <w:rPr>
             <w:rStyle w:val="Hyperlink"/>
@@ -23802,7 +26490,7 @@
       <w:r>
         <w:t xml:space="preserve">(</w:t>
       </w:r>
-      <w:hyperlink r:id="rId62">
+      <w:hyperlink r:id="rId69">
         <w:r>
           <w:rPr>
             <w:rStyle w:val="Hyperlink"/>
@@ -23984,7 +26672,7 @@
       <w:r>
         <w:t xml:space="preserve"> </w:t>
       </w:r>
-      <w:hyperlink r:id="rId59">
+      <w:hyperlink r:id="rId66">
         <w:r>
           <w:rPr>
             <w:rStyle w:val="Hyperlink"/>
@@ -26490,7 +29178,7 @@
         </m:oMath>
       </m:oMathPara>
     </w:p>
-    <w:bookmarkStart w:id="64" w:name="exm-indpt-uncorrelated"/>
+    <w:bookmarkStart w:id="71" w:name="exm-indpt-uncorrelated"/>
     <w:p>
       <w:pPr>
         <w:pStyle w:val="FirstParagraph"/>
@@ -26501,7 +29189,7 @@
             <w:b/>
             <w:bCs/>
           </w:rPr>
-          <w:delText xml:space="preserve">Example 11 (Two independent coin flips)</w:delText>
+          <w:delText xml:space="preserve">Example 12 (Two independent coin flips)</w:delText>
         </w:r>
       </w:del>
       <w:del w:id="419" w:author="PR Preview" w:date="2026-01-01T00:00:00Z">
@@ -26577,7 +29265,7 @@
           <w:delText xml:space="preserve"> </w:delText>
         </w:r>
       </w:del>
-      <w:hyperlink r:id="rId63">
+      <w:hyperlink r:id="rId70">
         <w:del w:id="428" w:author="PR Preview" w:date="2026-01-01T00:00:00Z">
           <w:r>
             <w:rPr>
@@ -26653,7 +29341,7 @@
             <w:b/>
             <w:bCs/>
           </w:rPr>
-          <w:t xml:space="preserve">Example 10 (Two independent coin flips)</w:t>
+          <w:t xml:space="preserve">Example 11 (Two independent coin flips)</w:t>
         </w:r>
       </w:ins>
       <w:ins w:id="434" w:author="PR Preview" w:date="2026-01-01T00:00:00Z">
@@ -26729,7 +29417,7 @@
           <w:t xml:space="preserve"> </w:t>
         </w:r>
       </w:ins>
-      <w:hyperlink r:id="rId63">
+      <w:hyperlink r:id="rId70">
         <w:ins w:id="443" w:author="PR Preview" w:date="2026-01-01T00:00:00Z">
           <w:r>
             <w:rPr>
@@ -27310,7 +29998,7 @@
           <w:rPr>
             <w:rStyle w:val="Hyperlink"/>
           </w:rPr>
-          <w:t xml:space="preserve">Theorem 7</w:t>
+          <w:t xml:space="preserve">Theorem 8</w:t>
         </w:r>
       </w:hyperlink>
       <w:r>
@@ -27320,8 +30008,8 @@
         <w:t xml:space="preserve">requires.</w:t>
       </w:r>
     </w:p>
-    <w:bookmarkEnd w:id="64"/>
-    <w:bookmarkStart w:id="65" w:name="exm-uncorrelated-not-indpt"/>
+    <w:bookmarkEnd w:id="71"/>
+    <w:bookmarkStart w:id="72" w:name="exm-uncorrelated-not-indpt"/>
     <w:p>
       <w:pPr>
         <w:pStyle w:val="BodyText"/>
@@ -27332,7 +30020,7 @@
             <w:b/>
             <w:bCs/>
           </w:rPr>
-          <w:delText xml:space="preserve">Example 12 (Zero covariance without independence)</w:delText>
+          <w:delText xml:space="preserve">Example 13 (Zero covariance without independence)</w:delText>
         </w:r>
       </w:del>
       <w:del w:id="449" w:author="PR Preview" w:date="2026-01-01T00:00:00Z">
@@ -27356,7 +30044,7 @@
             <w:rPr>
               <w:rStyle w:val="Hyperlink"/>
             </w:rPr>
-            <w:delText xml:space="preserve">Theorem 7</w:delText>
+            <w:delText xml:space="preserve">Theorem 8</w:delText>
           </w:r>
         </w:del>
       </w:hyperlink>
@@ -27549,7 +30237,7 @@
             <w:b/>
             <w:bCs/>
           </w:rPr>
-          <w:t xml:space="preserve">Example 11 (Zero covariance without independence)</w:t>
+          <w:t xml:space="preserve">Example 12 (Zero covariance without independence)</w:t>
         </w:r>
       </w:ins>
       <w:ins w:id="477" w:author="PR Preview" w:date="2026-01-01T00:00:00Z">
@@ -27573,7 +30261,7 @@
             <w:rPr>
               <w:rStyle w:val="Hyperlink"/>
             </w:rPr>
-            <w:t xml:space="preserve">Theorem 7</w:t>
+            <w:t xml:space="preserve">Theorem 8</w:t>
           </w:r>
         </w:ins>
       </w:hyperlink>
@@ -28818,8 +31506,8 @@
         </m:oMath>
       </m:oMathPara>
     </w:p>
-    <w:bookmarkEnd w:id="65"/>
-    <w:bookmarkStart w:id="66" w:name="def-correlation"/>
+    <w:bookmarkEnd w:id="72"/>
+    <w:bookmarkStart w:id="73" w:name="def-correlation"/>
     <w:p>
       <w:pPr>
         <w:pStyle w:val="FirstParagraph"/>
@@ -29297,7 +31985,7 @@
         </m:oMath>
       </m:oMathPara>
     </w:p>
-    <w:bookmarkEnd w:id="66"/>
+    <w:bookmarkEnd w:id="73"/>
     <w:p>
       <w:pPr>
         <w:pStyle w:val="FirstParagraph"/>
@@ -29353,7 +32041,7 @@
         <w:t xml:space="preserve">the sample (Pearson) correlation coefficient computed from data estimates it.</w:t>
       </w:r>
     </w:p>
-    <w:bookmarkStart w:id="67" w:name="exm-correlation"/>
+    <w:bookmarkStart w:id="74" w:name="exm-correlation"/>
     <w:p>
       <w:pPr>
         <w:pStyle w:val="BodyText"/>
@@ -29364,7 +32052,7 @@
             <w:b/>
             <w:bCs/>
           </w:rPr>
-          <w:delText xml:space="preserve">Example 13 (Correlation of a binary exposure and outcome)</w:delText>
+          <w:delText xml:space="preserve">Example 14 (Correlation of a binary exposure and outcome)</w:delText>
         </w:r>
       </w:del>
       <w:del w:id="553" w:author="PR Preview" w:date="2026-01-01T00:00:00Z">
@@ -29388,7 +32076,7 @@
             <w:rPr>
               <w:rStyle w:val="Hyperlink"/>
             </w:rPr>
-            <w:delText xml:space="preserve">Example 10</w:delText>
+            <w:delText xml:space="preserve">Example 11</w:delText>
           </w:r>
         </w:del>
       </w:hyperlink>
@@ -30374,7 +33062,7 @@
             <w:rPr>
               <w:rStyle w:val="Hyperlink"/>
             </w:rPr>
-            <w:delText xml:space="preserve">Theorem 7</w:delText>
+            <w:delText xml:space="preserve">Theorem 8</w:delText>
           </w:r>
         </w:del>
       </w:hyperlink>
@@ -30409,7 +33097,7 @@
             <w:rPr>
               <w:rStyle w:val="Hyperlink"/>
             </w:rPr>
-            <w:delText xml:space="preserve">Example 12</w:delText>
+            <w:delText xml:space="preserve">Example 13</w:delText>
           </w:r>
         </w:del>
       </w:hyperlink>
@@ -30434,7 +33122,7 @@
             <w:b/>
             <w:bCs/>
           </w:rPr>
-          <w:delText xml:space="preserve">Example 14 (Correlated and uncorrelated pairs)</w:delText>
+          <w:delText xml:space="preserve">Example 15 (Correlated and uncorrelated pairs)</w:delText>
         </w:r>
       </w:del>
       <w:del w:id="615" w:author="PR Preview" w:date="2026-01-01T00:00:00Z">
@@ -30458,7 +33146,7 @@
             <w:rPr>
               <w:rStyle w:val="Hyperlink"/>
             </w:rPr>
-            <w:delText xml:space="preserve">Example 12</w:delText>
+            <w:delText xml:space="preserve">Example 13</w:delText>
           </w:r>
         </w:del>
       </w:hyperlink>
@@ -30611,7 +33299,7 @@
             <w:rPr>
               <w:rStyle w:val="Hyperlink"/>
             </w:rPr>
-            <w:delText xml:space="preserve">Example 10</w:delText>
+            <w:delText xml:space="preserve">Example 11</w:delText>
           </w:r>
         </w:del>
       </w:hyperlink>
@@ -30705,7 +33393,7 @@
             <w:b/>
             <w:bCs/>
           </w:rPr>
-          <w:t xml:space="preserve">Example 12 (Correlation of a binary exposure and outcome)</w:t>
+          <w:t xml:space="preserve">Example 13 (Correlation of a binary exposure and outcome)</w:t>
         </w:r>
       </w:ins>
       <w:ins w:id="640" w:author="PR Preview" w:date="2026-01-01T00:00:00Z">
@@ -30729,7 +33417,7 @@
             <w:rPr>
               <w:rStyle w:val="Hyperlink"/>
             </w:rPr>
-            <w:t xml:space="preserve">Example 9</w:t>
+            <w:t xml:space="preserve">Example 10</w:t>
           </w:r>
         </w:ins>
       </w:hyperlink>
@@ -31397,8 +34085,8 @@
         </m:oMath>
       </m:oMathPara>
     </w:p>
-    <w:bookmarkEnd w:id="67"/>
-    <w:bookmarkStart w:id="68" w:name="def-uncorrelated"/>
+    <w:bookmarkEnd w:id="74"/>
+    <w:bookmarkStart w:id="75" w:name="def-uncorrelated"/>
     <w:p>
       <w:pPr>
         <w:pStyle w:val="FirstParagraph"/>
@@ -31693,7 +34381,7 @@
         </m:oMath>
       </m:oMathPara>
     </w:p>
-    <w:bookmarkEnd w:id="68"/>
+    <w:bookmarkEnd w:id="75"/>
     <w:p>
       <w:pPr>
         <w:pStyle w:val="FirstParagraph"/>
@@ -31718,7 +34406,7 @@
             <w:rPr>
               <w:rStyle w:val="Hyperlink"/>
             </w:rPr>
-            <w:t xml:space="preserve">Theorem 7</w:t>
+            <w:t xml:space="preserve">Theorem 8</w:t>
           </w:r>
         </w:ins>
       </w:hyperlink>
@@ -31753,7 +34441,7 @@
             <w:rPr>
               <w:rStyle w:val="Hyperlink"/>
             </w:rPr>
-            <w:t xml:space="preserve">Example 11</w:t>
+            <w:t xml:space="preserve">Example 12</w:t>
           </w:r>
         </w:ins>
       </w:hyperlink>
@@ -31768,7 +34456,7 @@
         </w:r>
       </w:ins>
     </w:p>
-    <w:bookmarkStart w:id="69" w:name="exm-uncorrelated"/>
+    <w:bookmarkStart w:id="76" w:name="exm-uncorrelated"/>
     <w:p>
       <w:pPr>
         <w:pStyle w:val="BodyText"/>
@@ -31779,7 +34467,7 @@
             <w:b/>
             <w:bCs/>
           </w:rPr>
-          <w:t xml:space="preserve">Example 13 (Correlated and uncorrelated pairs)</w:t>
+          <w:t xml:space="preserve">Example 14 (Correlated and uncorrelated pairs)</w:t>
         </w:r>
       </w:ins>
       <w:ins w:id="702" w:author="PR Preview" w:date="2026-01-01T00:00:00Z">
@@ -31803,7 +34491,7 @@
             <w:rPr>
               <w:rStyle w:val="Hyperlink"/>
             </w:rPr>
-            <w:t xml:space="preserve">Example 11</w:t>
+            <w:t xml:space="preserve">Example 12</w:t>
           </w:r>
         </w:ins>
       </w:hyperlink>
@@ -31956,7 +34644,7 @@
             <w:rPr>
               <w:rStyle w:val="Hyperlink"/>
             </w:rPr>
-            <w:t xml:space="preserve">Example 9</w:t>
+            <w:t xml:space="preserve">Example 10</w:t>
           </w:r>
         </w:ins>
       </w:hyperlink>
@@ -32040,8 +34728,8 @@
         </w:r>
       </w:ins>
     </w:p>
-    <w:bookmarkEnd w:id="69"/>
-    <w:bookmarkStart w:id="70" w:name="cor-uncorrelated-cor-zero"/>
+    <w:bookmarkEnd w:id="76"/>
+    <w:bookmarkStart w:id="77" w:name="cor-uncorrelated-cor-zero"/>
     <w:p>
       <w:pPr>
         <w:pStyle w:val="BodyText"/>
@@ -32051,7 +34739,7 @@
           <w:b/>
           <w:bCs/>
         </w:rPr>
-        <w:t xml:space="preserve">Corollary 1 (Uncorrelated means zero correlation)</w:t>
+        <w:t xml:space="preserve">Corollary 2 (Uncorrelated means zero correlation)</w:t>
       </w:r>
       <w:r>
         <w:t xml:space="preserve"> </w:t>
@@ -32204,7 +34892,7 @@
         <w:t xml:space="preserve">.</w:t>
       </w:r>
     </w:p>
-    <w:bookmarkEnd w:id="70"/>
+    <w:bookmarkEnd w:id="77"/>
     <w:p>
       <w:pPr>
         <w:pStyle w:val="BodyText"/>
@@ -33244,7 +35932,7 @@
         </w:r>
       </w:ins>
     </w:p>
-    <w:bookmarkStart w:id="71" w:name="def-cond-cov"/>
+    <w:bookmarkStart w:id="78" w:name="def-cond-cov"/>
     <w:p>
       <w:pPr>
         <w:pStyle w:val="BodyText"/>
@@ -33732,8 +36420,8 @@
         <w:t xml:space="preserve">.</w:t>
       </w:r>
     </w:p>
-    <w:bookmarkEnd w:id="71"/>
-    <w:bookmarkStart w:id="72" w:name="exm-cond-cov"/>
+    <w:bookmarkEnd w:id="78"/>
+    <w:bookmarkStart w:id="79" w:name="exm-cond-cov"/>
     <w:p>
       <w:pPr>
         <w:pStyle w:val="BodyText"/>
@@ -33744,7 +36432,7 @@
             <w:b/>
             <w:bCs/>
           </w:rPr>
-          <w:delText xml:space="preserve">Example 15 (Conditional covariance of a variable with itself)</w:delText>
+          <w:delText xml:space="preserve">Example 16 (Conditional covariance of a variable with itself)</w:delText>
         </w:r>
       </w:del>
       <w:del w:id="813" w:author="PR Preview" w:date="2026-01-01T00:00:00Z">
@@ -34058,7 +36746,7 @@
             <w:b/>
             <w:bCs/>
           </w:rPr>
-          <w:t xml:space="preserve">Example 14 (Conditional covariance of a variable with itself)</w:t>
+          <w:t xml:space="preserve">Example 15 (Conditional covariance of a variable with itself)</w:t>
         </w:r>
       </w:ins>
       <w:ins w:id="835" w:author="PR Preview" w:date="2026-01-01T00:00:00Z">
@@ -34362,8 +37050,8 @@
         </w:r>
       </w:ins>
     </w:p>
-    <w:bookmarkEnd w:id="72"/>
-    <w:bookmarkStart w:id="73" w:name="thm-total-cov"/>
+    <w:bookmarkEnd w:id="79"/>
+    <w:bookmarkStart w:id="80" w:name="thm-total-cov"/>
     <w:p>
       <w:pPr>
         <w:pStyle w:val="BodyText"/>
@@ -34373,7 +37061,7 @@
           <w:b/>
           <w:bCs/>
         </w:rPr>
-        <w:t xml:space="preserve">Theorem 8 (Law of total covariance)</w:t>
+        <w:t xml:space="preserve">Theorem 9 (Law of total covariance)</w:t>
       </w:r>
       <w:r>
         <w:t xml:space="preserve"> </w:t>
@@ -34748,7 +37436,7 @@
         </m:oMath>
       </m:oMathPara>
     </w:p>
-    <w:bookmarkEnd w:id="73"/>
+    <w:bookmarkEnd w:id="80"/>
     <w:p>
       <w:pPr>
         <w:pStyle w:val="FirstParagraph"/>
@@ -37864,7 +40552,7 @@
         <w:t xml:space="preserve">.</w:t>
       </w:r>
     </w:p>
-    <w:bookmarkStart w:id="74" w:name="lem-cov-xx"/>
+    <w:bookmarkStart w:id="81" w:name="lem-cov-xx"/>
     <w:p>
       <w:pPr>
         <w:pStyle w:val="BodyText"/>
@@ -38028,7 +40716,7 @@
         </m:oMath>
       </m:oMathPara>
     </w:p>
-    <w:bookmarkEnd w:id="74"/>
+    <w:bookmarkEnd w:id="81"/>
     <w:p>
       <w:pPr>
         <w:pStyle w:val="FirstParagraph"/>
@@ -38282,11 +40970,11 @@
                 </m:rPr>
                 <m:t>−</m:t>
               </m:r>
-              <m:r>
-                <m:t>​</m:t>
-              </m:r>
               <m:sSup>
                 <m:e>
+                  <m:r>
+                    <m:t>​</m:t>
+                  </m:r>
                   <m:d>
                     <m:dPr>
                       <m:begChr m:val="("/>
@@ -38322,6 +41010,9 @@
                       </m:r>
                     </m:e>
                   </m:d>
+                  <m:r>
+                    <m:t>​</m:t>
+                  </m:r>
                 </m:e>
                 <m:sup>
                   <m:r>
@@ -38329,9 +41020,6 @@
                   </m:r>
                 </m:sup>
               </m:sSup>
-              <m:r>
-                <m:t>​</m:t>
-              </m:r>
               <m:r>
                 <m:t>&amp;</m:t>
               </m:r>
@@ -38430,7 +41118,7 @@
         </m:oMath>
       </m:oMathPara>
     </w:p>
-    <w:bookmarkStart w:id="75" w:name="def-cov-vec-x"/>
+    <w:bookmarkStart w:id="82" w:name="def-cov-vec-x"/>
     <w:p>
       <w:pPr>
         <w:pStyle w:val="FirstParagraph"/>
@@ -38919,8 +41607,8 @@
         </m:oMath>
       </m:oMathPara>
     </w:p>
-    <w:bookmarkEnd w:id="75"/>
-    <w:bookmarkStart w:id="76" w:name="thm-vcov-elements"/>
+    <w:bookmarkEnd w:id="82"/>
+    <w:bookmarkStart w:id="83" w:name="thm-vcov-elements"/>
     <w:p>
       <w:pPr>
         <w:pStyle w:val="FirstParagraph"/>
@@ -38930,7 +41618,7 @@
           <w:b/>
           <w:bCs/>
         </w:rPr>
-        <w:t xml:space="preserve">Theorem 9 (Elements of the variance-covariance matrix are pairwise covariances)</w:t>
+        <w:t xml:space="preserve">Theorem 10 (Elements of the variance-covariance matrix are pairwise covariances)</w:t>
       </w:r>
       <w:r>
         <w:t xml:space="preserve"> </w:t>
@@ -39781,7 +42469,7 @@
         </m:oMath>
       </m:oMathPara>
     </w:p>
-    <w:bookmarkEnd w:id="76"/>
+    <w:bookmarkEnd w:id="83"/>
     <w:p>
       <w:pPr>
         <w:pStyle w:val="FirstParagraph"/>
@@ -42358,7 +45046,7 @@
       <w:r>
         <w:t xml:space="preserve"> </w:t>
       </w:r>
-      <w:hyperlink r:id="rId77">
+      <w:hyperlink r:id="rId84">
         <w:r>
           <w:rPr>
             <w:rStyle w:val="Hyperlink"/>
@@ -42464,7 +45152,7 @@
         <w:t xml:space="preserve">.</w:t>
       </w:r>
     </w:p>
-    <w:bookmarkStart w:id="78" w:name="thm-vcov-vec"/>
+    <w:bookmarkStart w:id="85" w:name="thm-vcov-vec"/>
     <w:p>
       <w:pPr>
         <w:pStyle w:val="FirstParagraph"/>
@@ -42474,7 +45162,7 @@
           <w:b/>
           <w:bCs/>
         </w:rPr>
-        <w:t xml:space="preserve">Theorem 10 (Alternate expression for variance of a random vector)</w:t>
+        <w:t xml:space="preserve">Theorem 11 (Alternate expression for variance of a random vector)</w:t>
       </w:r>
     </w:p>
     <w:p>
@@ -42670,7 +45358,7 @@
         </m:oMath>
       </m:oMathPara>
     </w:p>
-    <w:bookmarkEnd w:id="78"/>
+    <w:bookmarkEnd w:id="85"/>
     <w:p>
       <w:pPr>
         <w:pStyle w:val="FirstParagraph"/>
@@ -43673,7 +46361,7 @@
         </m:oMath>
       </m:oMathPara>
     </w:p>
-    <w:bookmarkStart w:id="79" w:name="thm-var-lincom"/>
+    <w:bookmarkStart w:id="86" w:name="thm-var-lincom"/>
     <w:p>
       <w:pPr>
         <w:pStyle w:val="FirstParagraph"/>
@@ -43683,7 +46371,7 @@
           <w:b/>
           <w:bCs/>
         </w:rPr>
-        <w:t xml:space="preserve">Theorem 11 (Variance of a linear combination)</w:t>
+        <w:t xml:space="preserve">Theorem 12 (Variance of a linear combination)</w:t>
       </w:r>
       <w:r>
         <w:t xml:space="preserve"> </w:t>
@@ -44225,7 +46913,7 @@
         </m:oMath>
       </m:oMathPara>
     </w:p>
-    <w:bookmarkEnd w:id="79"/>
+    <w:bookmarkEnd w:id="86"/>
     <w:p>
       <w:pPr>
         <w:pStyle w:val="FirstParagraph"/>
@@ -45685,7 +48373,7 @@
         </m:oMath>
       </m:oMathPara>
     </w:p>
-    <w:bookmarkStart w:id="80" w:name="cor-var-lincom2"/>
+    <w:bookmarkStart w:id="87" w:name="cor-var-lincom2"/>
     <w:p>
       <w:pPr>
         <w:pStyle w:val="FirstParagraph"/>
@@ -45695,7 +48383,7 @@
           <w:b/>
           <w:bCs/>
         </w:rPr>
-        <w:t xml:space="preserve">Corollary 2 (Variance of a sum of two random variables)</w:t>
+        <w:t xml:space="preserve">Corollary 3 (Variance of a sum of two random variables)</w:t>
       </w:r>
       <w:r>
         <w:t xml:space="preserve"> </w:t>
@@ -45962,7 +48650,7 @@
         </m:oMath>
       </m:oMathPara>
     </w:p>
-    <w:bookmarkEnd w:id="80"/>
+    <w:bookmarkEnd w:id="87"/>
     <w:p>
       <w:pPr>
         <w:pStyle w:val="FirstParagraph"/>
@@ -45988,7 +48676,7 @@
           <w:rPr>
             <w:rStyle w:val="Hyperlink"/>
           </w:rPr>
-          <w:t xml:space="preserve">Theorem 11</w:t>
+          <w:t xml:space="preserve">Theorem 12</w:t>
         </w:r>
       </w:hyperlink>
       <w:r>
@@ -47492,7 +50180,7 @@
         </m:oMath>
       </m:oMathPara>
     </w:p>
-    <w:bookmarkStart w:id="81" w:name="cor-var-sum-indpt"/>
+    <w:bookmarkStart w:id="88" w:name="cor-var-sum-indpt"/>
     <w:p>
       <w:pPr>
         <w:pStyle w:val="FirstParagraph"/>
@@ -47502,7 +50190,7 @@
           <w:b/>
           <w:bCs/>
         </w:rPr>
-        <w:t xml:space="preserve">Corollary 3 (Variance of a sum of independent random variables)</w:t>
+        <w:t xml:space="preserve">Corollary 4 (Variance of a sum of independent random variables)</w:t>
       </w:r>
       <w:r>
         <w:t xml:space="preserve"> </w:t>
@@ -47541,7 +50229,7 @@
       <w:r>
         <w:t xml:space="preserve"> </w:t>
       </w:r>
-      <w:hyperlink r:id="rId59">
+      <w:hyperlink r:id="rId66">
         <w:r>
           <w:rPr>
             <w:rStyle w:val="Hyperlink"/>
@@ -47784,7 +50472,7 @@
         </m:oMath>
       </m:oMathPara>
     </w:p>
-    <w:bookmarkEnd w:id="81"/>
+    <w:bookmarkEnd w:id="88"/>
     <w:p>
       <w:pPr>
         <w:pStyle w:val="FirstParagraph"/>
@@ -47810,7 +50498,7 @@
           <w:rPr>
             <w:rStyle w:val="Hyperlink"/>
           </w:rPr>
-          <w:t xml:space="preserve">Theorem 7</w:t>
+          <w:t xml:space="preserve">Theorem 8</w:t>
         </w:r>
       </w:hyperlink>
       <w:r>
@@ -47881,7 +50569,7 @@
           <w:rPr>
             <w:rStyle w:val="Hyperlink"/>
           </w:rPr>
-          <w:t xml:space="preserve">Corollary 2</w:t>
+          <w:t xml:space="preserve">Corollary 3</w:t>
         </w:r>
       </w:hyperlink>
       <w:r>
@@ -48433,7 +51121,7 @@
           <w:rPr>
             <w:rStyle w:val="Hyperlink"/>
           </w:rPr>
-          <w:t xml:space="preserve">Corollary 2</w:t>
+          <w:t xml:space="preserve">Corollary 3</w:t>
         </w:r>
       </w:hyperlink>
       <w:r>
@@ -48468,7 +51156,7 @@
           <w:rPr>
             <w:rStyle w:val="Hyperlink"/>
           </w:rPr>
-          <w:t xml:space="preserve">Corollary 3</w:t>
+          <w:t xml:space="preserve">Corollary 4</w:t>
         </w:r>
       </w:hyperlink>
       <w:r>
@@ -48478,7 +51166,7 @@
         <w:t xml:space="preserve">is the case where that term is 0.</w:t>
       </w:r>
     </w:p>
-    <w:bookmarkStart w:id="84" w:name="thm-vcov-psd"/>
+    <w:bookmarkStart w:id="91" w:name="thm-vcov-psd"/>
     <w:p>
       <w:pPr>
         <w:pStyle w:val="BodyText"/>
@@ -48488,7 +51176,7 @@
           <w:b/>
           <w:bCs/>
         </w:rPr>
-        <w:t xml:space="preserve">Theorem 12 (A variance matrix is symmetric and positive semidefinite)</w:t>
+        <w:t xml:space="preserve">Theorem 13 (A variance matrix is symmetric and positive semidefinite)</w:t>
       </w:r>
       <w:r>
         <w:t xml:space="preserve"> </w:t>
@@ -48731,7 +51419,7 @@
       <w:r>
         <w:t xml:space="preserve"> </w:t>
       </w:r>
-      <w:hyperlink r:id="rId82">
+      <w:hyperlink r:id="rId89">
         <w:r>
           <w:rPr>
             <w:rStyle w:val="Hyperlink"/>
@@ -48748,7 +51436,7 @@
       <w:r>
         <w:t xml:space="preserve"> </w:t>
       </w:r>
-      <w:hyperlink r:id="rId83">
+      <w:hyperlink r:id="rId90">
         <w:r>
           <w:rPr>
             <w:rStyle w:val="Hyperlink"/>
@@ -48892,7 +51580,7 @@
         </m:oMath>
       </m:oMathPara>
     </w:p>
-    <w:bookmarkEnd w:id="84"/>
+    <w:bookmarkEnd w:id="91"/>
     <w:p>
       <w:pPr>
         <w:pStyle w:val="FirstParagraph"/>
@@ -48927,7 +51615,7 @@
             <w:rPr>
               <w:rStyle w:val="Hyperlink"/>
             </w:rPr>
-            <w:delText xml:space="preserve">Theorem 9</w:delText>
+            <w:delText xml:space="preserve">Theorem 10</w:delText>
           </w:r>
         </w:del>
       </w:hyperlink>
@@ -49214,7 +51902,7 @@
             <w:rPr>
               <w:rStyle w:val="Hyperlink"/>
             </w:rPr>
-            <w:t xml:space="preserve">Theorem 9</w:t>
+            <w:t xml:space="preserve">Theorem 10</w:t>
           </w:r>
         </w:ins>
       </w:hyperlink>
@@ -50388,7 +53076,7 @@
           <w:rPr>
             <w:rStyle w:val="Hyperlink"/>
           </w:rPr>
-          <w:t xml:space="preserve">Theorem 11</w:t>
+          <w:t xml:space="preserve">Theorem 12</w:t>
         </w:r>
       </w:hyperlink>
       <w:r>
@@ -50448,7 +53136,7 @@
         <w:t xml:space="preserve">).</w:t>
       </w:r>
     </w:p>
-    <w:bookmarkStart w:id="85" w:name="exm-vcov-psd"/>
+    <w:bookmarkStart w:id="92" w:name="exm-vcov-psd"/>
     <w:p>
       <w:pPr>
         <w:pStyle w:val="BodyText"/>
@@ -50459,7 +53147,7 @@
             <w:b/>
             <w:bCs/>
           </w:rPr>
-          <w:delText xml:space="preserve">Example 16 (Two variance matrices that differ only in sign)</w:delText>
+          <w:delText xml:space="preserve">Example 17 (Two variance matrices that differ only in sign)</w:delText>
         </w:r>
       </w:del>
       <w:del w:id="961" w:author="PR Preview" w:date="2026-01-01T00:00:00Z">
@@ -50570,7 +53258,7 @@
             <w:b/>
             <w:bCs/>
           </w:rPr>
-          <w:t xml:space="preserve">Example 15 (Two variance matrices that differ only in sign)</w:t>
+          <w:t xml:space="preserve">Example 16 (Two variance matrices that differ only in sign)</w:t>
         </w:r>
       </w:ins>
       <w:ins w:id="967" w:author="PR Preview" w:date="2026-01-01T00:00:00Z">
@@ -52217,7 +54905,7 @@
           <w:rPr>
             <w:rStyle w:val="Hyperlink"/>
           </w:rPr>
-          <w:t xml:space="preserve">Theorem 9</w:t>
+          <w:t xml:space="preserve">Theorem 10</w:t>
         </w:r>
       </w:hyperlink>
       <w:r>
@@ -52234,7 +54922,7 @@
           <w:rPr>
             <w:rStyle w:val="Hyperlink"/>
           </w:rPr>
-          <w:t xml:space="preserve">Theorem 6</w:t>
+          <w:t xml:space="preserve">Theorem 7</w:t>
         </w:r>
       </w:hyperlink>
       <w:r>
@@ -52494,7 +55182,7 @@
           <w:rPr>
             <w:rStyle w:val="Hyperlink"/>
           </w:rPr>
-          <w:t xml:space="preserve">Theorem 11</w:t>
+          <w:t xml:space="preserve">Theorem 12</w:t>
         </w:r>
       </w:hyperlink>
       <w:r>
@@ -53373,7 +56061,7 @@
         <w:t xml:space="preserve">.</w:t>
       </w:r>
     </w:p>
-    <w:bookmarkEnd w:id="85"/>
+    <w:bookmarkEnd w:id="92"/>
     <w:p>
       <w:pPr>
         <w:pStyle w:val="BodyText"/>
@@ -53507,7 +56195,7 @@
         <w:t xml:space="preserve">has the larger spread.</w:t>
       </w:r>
     </w:p>
-    <w:bookmarkStart w:id="89" w:name="exm-vcov-singular"/>
+    <w:bookmarkStart w:id="96" w:name="exm-vcov-singular"/>
     <w:p>
       <w:pPr>
         <w:pStyle w:val="BodyText"/>
@@ -53518,7 +56206,7 @@
             <w:b/>
             <w:bCs/>
           </w:rPr>
-          <w:delText xml:space="preserve">Example 17 (A variance matrix that is not positive definite)</w:delText>
+          <w:delText xml:space="preserve">Example 18 (A variance matrix that is not positive definite)</w:delText>
         </w:r>
       </w:del>
       <w:del w:id="973" w:author="PR Preview" w:date="2026-01-01T00:00:00Z">
@@ -53845,7 +56533,7 @@
             <w:b/>
             <w:bCs/>
           </w:rPr>
-          <w:t xml:space="preserve">Example 16 (A variance matrix that is not positive definite)</w:t>
+          <w:t xml:space="preserve">Example 17 (A variance matrix that is not positive definite)</w:t>
         </w:r>
       </w:ins>
       <w:ins w:id="993" w:author="PR Preview" w:date="2026-01-01T00:00:00Z">
@@ -54614,7 +57302,7 @@
       <w:r>
         <w:t xml:space="preserve"> </w:t>
       </w:r>
-      <w:hyperlink r:id="rId86">
+      <w:hyperlink r:id="rId93">
         <w:r>
           <w:rPr>
             <w:rStyle w:val="Hyperlink"/>
@@ -54631,7 +57319,7 @@
       <w:r>
         <w:t xml:space="preserve"> </w:t>
       </w:r>
-      <w:hyperlink r:id="rId87">
+      <w:hyperlink r:id="rId94">
         <w:r>
           <w:rPr>
             <w:rStyle w:val="Hyperlink"/>
@@ -54695,7 +57383,7 @@
       <w:r>
         <w:t xml:space="preserve"> </w:t>
       </w:r>
-      <w:hyperlink r:id="rId88">
+      <w:hyperlink r:id="rId95">
         <w:r>
           <w:rPr>
             <w:rStyle w:val="Hyperlink"/>
@@ -54707,8 +57395,8 @@
         <w:t xml:space="preserve">.</w:t>
       </w:r>
     </w:p>
-    <w:bookmarkEnd w:id="89"/>
-    <w:bookmarkStart w:id="91" w:name="cor-vcov-indpt-diagonal"/>
+    <w:bookmarkEnd w:id="96"/>
+    <w:bookmarkStart w:id="98" w:name="cor-vcov-indpt-diagonal"/>
     <w:p>
       <w:pPr>
         <w:pStyle w:val="BodyText"/>
@@ -54718,7 +57406,7 @@
           <w:b/>
           <w:bCs/>
         </w:rPr>
-        <w:t xml:space="preserve">Corollary 4 (Independent components give a diagonal variance matrix)</w:t>
+        <w:t xml:space="preserve">Corollary 5 (Independent components give a diagonal variance matrix)</w:t>
       </w:r>
       <w:r>
         <w:t xml:space="preserve"> </w:t>
@@ -54959,7 +57647,7 @@
       <w:r>
         <w:t xml:space="preserve"> </w:t>
       </w:r>
-      <w:hyperlink r:id="rId59">
+      <w:hyperlink r:id="rId66">
         <w:r>
           <w:rPr>
             <w:rStyle w:val="Hyperlink"/>
@@ -55047,7 +57735,7 @@
       <w:r>
         <w:t xml:space="preserve"> </w:t>
       </w:r>
-      <w:hyperlink r:id="rId90">
+      <w:hyperlink r:id="rId97">
         <w:r>
           <w:rPr>
             <w:rStyle w:val="Hyperlink"/>
@@ -55159,7 +57847,7 @@
         <w:t xml:space="preserve">.</w:t>
       </w:r>
     </w:p>
-    <w:bookmarkEnd w:id="91"/>
+    <w:bookmarkEnd w:id="98"/>
     <w:p>
       <w:pPr>
         <w:pStyle w:val="BodyText"/>
@@ -55185,7 +57873,7 @@
           <w:rPr>
             <w:rStyle w:val="Hyperlink"/>
           </w:rPr>
-          <w:t xml:space="preserve">Theorem 9</w:t>
+          <w:t xml:space="preserve">Theorem 10</w:t>
         </w:r>
       </w:hyperlink>
       <w:r>
@@ -55484,7 +58172,7 @@
           <w:rPr>
             <w:rStyle w:val="Hyperlink"/>
           </w:rPr>
-          <w:t xml:space="preserve">Theorem 7</w:t>
+          <w:t xml:space="preserve">Theorem 8</w:t>
         </w:r>
       </w:hyperlink>
       <w:r>
@@ -55646,7 +58334,7 @@
         <w:t xml:space="preserve">.</w:t>
       </w:r>
     </w:p>
-    <w:bookmarkStart w:id="92" w:name="thm-cor-bounds"/>
+    <w:bookmarkStart w:id="99" w:name="thm-cor-bounds"/>
     <w:p>
       <w:pPr>
         <w:pStyle w:val="BodyText"/>
@@ -55656,7 +58344,7 @@
           <w:b/>
           <w:bCs/>
         </w:rPr>
-        <w:t xml:space="preserve">Theorem 13 (Correlation lies between</w:t>
+        <w:t xml:space="preserve">Theorem 14 (Correlation lies between</w:t>
       </w:r>
       <w:r>
         <w:rPr>
@@ -55895,7 +58583,7 @@
         </m:oMath>
       </m:oMathPara>
     </w:p>
-    <w:bookmarkEnd w:id="92"/>
+    <w:bookmarkEnd w:id="99"/>
     <w:p>
       <w:pPr>
         <w:pStyle w:val="FirstParagraph"/>
@@ -56117,7 +58805,7 @@
           <w:rPr>
             <w:rStyle w:val="Hyperlink"/>
           </w:rPr>
-          <w:t xml:space="preserve">Corollary 2</w:t>
+          <w:t xml:space="preserve">Corollary 3</w:t>
         </w:r>
       </w:hyperlink>
       <w:r>
@@ -57117,7 +59805,7 @@
         <w:t xml:space="preserve">.</w:t>
       </w:r>
     </w:p>
-    <w:bookmarkStart w:id="100" w:name="exm-cor-auto"/>
+    <w:bookmarkStart w:id="107" w:name="exm-cor-auto"/>
     <w:p>
       <w:pPr>
         <w:pStyle w:val="BodyText"/>
@@ -57128,7 +59816,7 @@
             <w:b/>
             <w:bCs/>
           </w:rPr>
-          <w:delText xml:space="preserve">Example 18 (Correlation of horsepower and fuel economy)</w:delText>
+          <w:delText xml:space="preserve">Example 19 (Correlation of horsepower and fuel economy)</w:delText>
         </w:r>
       </w:del>
       <w:del w:id="1013" w:author="PR Preview" w:date="2026-01-01T00:00:00Z">
@@ -57215,7 +59903,7 @@
           <w:delText xml:space="preserve"> </w:delText>
         </w:r>
       </w:del>
-      <w:hyperlink r:id="rId93">
+      <w:hyperlink r:id="rId100">
         <w:del w:id="1029" w:author="PR Preview" w:date="2026-01-01T00:00:00Z">
           <w:r>
             <w:rPr>
@@ -57263,7 +59951,7 @@
           <w:delText xml:space="preserve"> </w:delText>
         </w:r>
       </w:del>
-      <w:hyperlink r:id="rId94">
+      <w:hyperlink r:id="rId101">
         <w:del w:id="1037" w:author="PR Preview" w:date="2026-01-01T00:00:00Z">
           <w:r>
             <w:rPr>
@@ -57311,7 +59999,7 @@
           <w:delText xml:space="preserve"> </w:delText>
         </w:r>
       </w:del>
-      <w:hyperlink r:id="rId95">
+      <w:hyperlink r:id="rId102">
         <w:del w:id="1045" w:author="PR Preview" w:date="2026-01-01T00:00:00Z">
           <w:r>
             <w:rPr>
@@ -57633,7 +60321,7 @@
             <w:b/>
             <w:bCs/>
           </w:rPr>
-          <w:t xml:space="preserve">Example 17 (Correlation of horsepower and fuel economy)</w:t>
+          <w:t xml:space="preserve">Example 18 (Correlation of horsepower and fuel economy)</w:t>
         </w:r>
       </w:ins>
       <w:ins w:id="1078" w:author="PR Preview" w:date="2026-01-01T00:00:00Z">
@@ -57720,7 +60408,7 @@
           <w:t xml:space="preserve"> </w:t>
         </w:r>
       </w:ins>
-      <w:hyperlink r:id="rId93">
+      <w:hyperlink r:id="rId100">
         <w:ins w:id="1094" w:author="PR Preview" w:date="2026-01-01T00:00:00Z">
           <w:r>
             <w:rPr>
@@ -57768,7 +60456,7 @@
           <w:t xml:space="preserve"> </w:t>
         </w:r>
       </w:ins>
-      <w:hyperlink r:id="rId94">
+      <w:hyperlink r:id="rId101">
         <w:ins w:id="1102" w:author="PR Preview" w:date="2026-01-01T00:00:00Z">
           <w:r>
             <w:rPr>
@@ -57816,7 +60504,7 @@
           <w:t xml:space="preserve"> </w:t>
         </w:r>
       </w:ins>
-      <w:hyperlink r:id="rId95">
+      <w:hyperlink r:id="rId102">
         <w:ins w:id="1110" w:author="PR Preview" w:date="2026-01-01T00:00:00Z">
           <w:r>
             <w:rPr>
@@ -59601,7 +62289,7 @@
       <w:tr>
         <w:tc>
           <w:tcPr/>
-          <w:bookmarkStart w:id="99" w:name="fig-cor-auto"/>
+          <w:bookmarkStart w:id="106" w:name="fig-cor-auto"/>
           <w:p>
             <w:pPr>
               <w:pStyle w:val="Compact"/>
@@ -59612,18 +62300,18 @@
                 <wp:inline>
                   <wp:extent cx="4620126" cy="3234088"/>
                   <wp:effectExtent b="0" l="0" r="0" t="0"/>
-                  <wp:docPr descr="" title="" id="97" name="Picture"/>
+                  <wp:docPr descr="" title="" id="104" name="Picture"/>
                   <a:graphic>
                     <a:graphicData uri="http://schemas.openxmlformats.org/drawingml/2006/picture">
                       <pic:pic>
                         <pic:nvPicPr>
-                          <pic:cNvPr descr="variance-covariance_files/figure-docx/fig-cor-auto-1.png" id="98" name="Picture"/>
+                          <pic:cNvPr descr="variance-covariance_files/figure-docx/fig-cor-auto-1.png" id="105" name="Picture"/>
                           <pic:cNvPicPr>
                             <a:picLocks noChangeArrowheads="1" noChangeAspect="1"/>
                           </pic:cNvPicPr>
                         </pic:nvPicPr>
                         <pic:blipFill>
-                          <a:blip r:embed="rId96"/>
+                          <a:blip r:embed="rId103"/>
                           <a:stretch>
                             <a:fillRect/>
                           </a:stretch>
@@ -59663,7 +62351,7 @@
               <w:t xml:space="preserve">Figure 1: Miles per gallon against horsepower for the cars in the Auto data. Cars with more horsepower tend to have lower fuel economy.</w:t>
             </w:r>
           </w:p>
-          <w:bookmarkEnd w:id="99"/>
+          <w:bookmarkEnd w:id="106"/>
         </w:tc>
       </w:tr>
     </w:tbl>
@@ -59770,7 +62458,7 @@
           <w:rPr>
             <w:rStyle w:val="Hyperlink"/>
           </w:rPr>
-          <w:t xml:space="preserve">Theorem 13</w:t>
+          <w:t xml:space="preserve">Theorem 14</w:t>
         </w:r>
       </w:hyperlink>
       <w:r>
@@ -59810,7 +62498,7 @@
         <w:t xml:space="preserve">deviations by the same count, which cancels.</w:t>
       </w:r>
     </w:p>
-    <w:bookmarkEnd w:id="100"/>
+    <w:bookmarkEnd w:id="107"/>
     <w:p>
       <w:pPr>
         <w:pStyle w:val="BodyText"/>
@@ -59821,7 +62509,7 @@
       <w:r>
         <w:t xml:space="preserve"> </w:t>
       </w:r>
-      <w:hyperlink r:id="rId101">
+      <w:hyperlink r:id="rId108">
         <w:r>
           <w:rPr>
             <w:rStyle w:val="Hyperlink"/>
@@ -59838,7 +62526,7 @@
       <w:r>
         <w:t xml:space="preserve"> </w:t>
       </w:r>
-      <w:hyperlink r:id="rId102">
+      <w:hyperlink r:id="rId109">
         <w:r>
           <w:rPr>
             <w:rStyle w:val="Hyperlink"/>
@@ -59868,8 +62556,8 @@
         <w:t xml:space="preserve">.</w:t>
       </w:r>
     </w:p>
-    <w:bookmarkEnd w:id="103"/>
-    <w:bookmarkStart w:id="110" w:name="references"/>
+    <w:bookmarkEnd w:id="110"/>
+    <w:bookmarkStart w:id="117" w:name="references"/>
     <w:p>
       <w:pPr>
         <w:pStyle w:val="Heading2"/>
@@ -59878,8 +62566,8 @@
         <w:t xml:space="preserve">References</w:t>
       </w:r>
     </w:p>
-    <w:bookmarkStart w:id="109" w:name="refs"/>
-    <w:bookmarkStart w:id="105" w:name="ref-fiveminuteai_probstat"/>
+    <w:bookmarkStart w:id="116" w:name="refs"/>
+    <w:bookmarkStart w:id="112" w:name="ref-fiveminuteai_probstat"/>
     <w:p>
       <w:pPr>
         <w:pStyle w:val="Bibliography"/>
@@ -59903,7 +62591,7 @@
       <w:r>
         <w:t xml:space="preserve"> </w:t>
       </w:r>
-      <w:hyperlink r:id="rId104">
+      <w:hyperlink r:id="rId111">
         <w:r>
           <w:rPr>
             <w:rStyle w:val="Hyperlink"/>
@@ -59915,8 +62603,8 @@
         <w:t xml:space="preserve">.</w:t>
       </w:r>
     </w:p>
-    <w:bookmarkEnd w:id="105"/>
-    <w:bookmarkStart w:id="106" w:name="ref-billingsley1995probability"/>
+    <w:bookmarkEnd w:id="112"/>
+    <w:bookmarkStart w:id="113" w:name="ref-billingsley1995probability"/>
     <w:p>
       <w:pPr>
         <w:pStyle w:val="Bibliography"/>
@@ -59938,8 +62626,8 @@
         <w:t xml:space="preserve">. 3rd ed. Wiley Series in Probability and Mathematical Statistics. Wiley.</w:t>
       </w:r>
     </w:p>
-    <w:bookmarkEnd w:id="106"/>
-    <w:bookmarkStart w:id="108" w:name="ref-CaseBerg01"/>
+    <w:bookmarkEnd w:id="113"/>
+    <w:bookmarkStart w:id="115" w:name="ref-CaseBerg01"/>
     <w:p>
       <w:pPr>
         <w:pStyle w:val="Bibliography"/>
@@ -59963,7 +62651,7 @@
       <w:r>
         <w:t xml:space="preserve"> </w:t>
       </w:r>
-      <w:hyperlink r:id="rId107">
+      <w:hyperlink r:id="rId114">
         <w:r>
           <w:rPr>
             <w:rStyle w:val="Hyperlink"/>
@@ -59975,9 +62663,9 @@
         <w:t xml:space="preserve">.</w:t>
       </w:r>
     </w:p>
-    <w:bookmarkEnd w:id="108"/>
-    <w:bookmarkEnd w:id="109"/>
-    <w:bookmarkEnd w:id="110"/>
+    <w:bookmarkEnd w:id="115"/>
+    <w:bookmarkEnd w:id="116"/>
+    <w:bookmarkEnd w:id="117"/>
     <w:p>
       <w:pPr>
         <w:pStyle w:val="Bibliography"/>
